--- a/06-学生侧材料/讲义/2026-06-23-其他类型晶体.docx
+++ b/06-学生侧材料/讲义/2026-06-23-其他类型晶体.docx
@@ -2,7 +2,7 @@
 <file path=word/document.xml><?xml version="1.0" encoding="utf-8"?>
 <w:document xmlns:w="http://schemas.openxmlformats.org/wordprocessingml/2006/main" xmlns:m="http://schemas.openxmlformats.org/officeDocument/2006/math" xmlns:r="http://schemas.openxmlformats.org/officeDocument/2006/relationships" xmlns:o="urn:schemas-microsoft-com:office:office" xmlns:v="urn:schemas-microsoft-com:vml" xmlns:w10="urn:schemas-microsoft-com:office:word" xmlns:a="http://schemas.openxmlformats.org/drawingml/2006/main" xmlns:pic="http://schemas.openxmlformats.org/drawingml/2006/picture" xmlns:wp="http://schemas.openxmlformats.org/drawingml/2006/wordprocessingDrawing">
   <w:body>
-    <w:bookmarkStart w:id="49" w:name="第九讲其他类型晶体"/>
+    <w:bookmarkStart w:id="67" w:name="第九讲其他类型晶体"/>
     <w:p>
       <w:pPr>
         <w:pStyle w:val="Heading1"/>
@@ -150,7 +150,7 @@
       </w:r>
     </w:p>
     <w:bookmarkEnd w:id="9"/>
-    <w:bookmarkStart w:id="16" w:name="一分子晶体"/>
+    <w:bookmarkStart w:id="25" w:name="一分子晶体"/>
     <w:p>
       <w:pPr>
         <w:pStyle w:val="Heading2"/>
@@ -162,7 +162,7 @@
         <w:t xml:space="preserve">一、分子晶体</w:t>
       </w:r>
     </w:p>
-    <w:bookmarkStart w:id="10" w:name="定义与特征"/>
+    <w:bookmarkStart w:id="16" w:name="定义与特征"/>
     <w:p>
       <w:pPr>
         <w:pStyle w:val="Heading3"/>
@@ -237,7 +237,7 @@
           <w:p>
             <w:pPr>
               <w:pStyle w:val="Compact"/>
-              <w:jc w:val="left"/>
+              <w:jc w:val="center"/>
             </w:pPr>
             <w:r>
               <w:rPr>
@@ -253,7 +253,7 @@
           <w:p>
             <w:pPr>
               <w:pStyle w:val="Compact"/>
-              <w:jc w:val="left"/>
+              <w:jc w:val="center"/>
             </w:pPr>
             <w:r>
               <w:rPr>
@@ -271,7 +271,7 @@
           <w:p>
             <w:pPr>
               <w:pStyle w:val="Compact"/>
-              <w:jc w:val="left"/>
+              <w:jc w:val="center"/>
             </w:pPr>
             <w:r>
               <w:rPr>
@@ -288,7 +288,7 @@
           <w:p>
             <w:pPr>
               <w:pStyle w:val="Compact"/>
-              <w:jc w:val="left"/>
+              <w:jc w:val="center"/>
             </w:pPr>
             <w:r>
               <w:rPr>
@@ -305,7 +305,7 @@
           <w:p>
             <w:pPr>
               <w:pStyle w:val="Compact"/>
-              <w:jc w:val="left"/>
+              <w:jc w:val="center"/>
             </w:pPr>
             <w:r>
               <w:rPr>
@@ -322,7 +322,7 @@
           <w:p>
             <w:pPr>
               <w:pStyle w:val="Compact"/>
-              <w:jc w:val="left"/>
+              <w:jc w:val="center"/>
             </w:pPr>
             <w:r>
               <w:rPr>
@@ -339,7 +339,7 @@
           <w:p>
             <w:pPr>
               <w:pStyle w:val="Compact"/>
-              <w:jc w:val="left"/>
+              <w:jc w:val="center"/>
             </w:pPr>
             <w:r>
               <w:rPr>
@@ -356,7 +356,7 @@
           <w:p>
             <w:pPr>
               <w:pStyle w:val="Compact"/>
-              <w:jc w:val="left"/>
+              <w:jc w:val="center"/>
             </w:pPr>
             <w:r>
               <w:rPr>
@@ -373,7 +373,7 @@
           <w:p>
             <w:pPr>
               <w:pStyle w:val="Compact"/>
-              <w:jc w:val="left"/>
+              <w:jc w:val="center"/>
             </w:pPr>
             <w:r>
               <w:rPr>
@@ -390,7 +390,7 @@
           <w:p>
             <w:pPr>
               <w:pStyle w:val="Compact"/>
-              <w:jc w:val="left"/>
+              <w:jc w:val="center"/>
             </w:pPr>
             <w:r>
               <w:rPr>
@@ -407,7 +407,7 @@
           <w:p>
             <w:pPr>
               <w:pStyle w:val="Compact"/>
-              <w:jc w:val="left"/>
+              <w:jc w:val="center"/>
             </w:pPr>
             <w:r>
               <w:rPr>
@@ -424,7 +424,7 @@
           <w:p>
             <w:pPr>
               <w:pStyle w:val="Compact"/>
-              <w:jc w:val="left"/>
+              <w:jc w:val="center"/>
             </w:pPr>
             <w:r>
               <w:rPr>
@@ -441,7 +441,7 @@
           <w:p>
             <w:pPr>
               <w:pStyle w:val="Compact"/>
-              <w:jc w:val="left"/>
+              <w:jc w:val="center"/>
             </w:pPr>
             <w:r>
               <w:rPr>
@@ -458,7 +458,7 @@
           <w:p>
             <w:pPr>
               <w:pStyle w:val="Compact"/>
-              <w:jc w:val="left"/>
+              <w:jc w:val="center"/>
             </w:pPr>
             <w:r>
               <w:rPr>
@@ -475,7 +475,7 @@
           <w:p>
             <w:pPr>
               <w:pStyle w:val="Compact"/>
-              <w:jc w:val="left"/>
+              <w:jc w:val="center"/>
             </w:pPr>
             <w:r>
               <w:rPr>
@@ -492,7 +492,7 @@
           <w:p>
             <w:pPr>
               <w:pStyle w:val="Compact"/>
-              <w:jc w:val="left"/>
+              <w:jc w:val="center"/>
             </w:pPr>
             <w:r>
               <w:rPr>
@@ -513,81 +513,188 @@
     <w:p>
       <w:pPr>
         <w:pStyle w:val="BodyText"/>
-      </w:pPr>
-      <w:r>
-        <w:rPr>
-          <w:rFonts w:hint="eastAsia" w:eastAsia="SimSun" w:ascii="Times New Roman" w:hAnsi="Times New Roman"/>
-        </w:rPr>
-        <w:t xml:space="preserve">!非极性分子晶体</w:t>
-      </w:r>
-      <w:r>
+        <w:jc w:val="center"/>
+      </w:pPr>
+      <w:r>
+        <w:rPr>
+          <w:b w:val="0"/>
+          <w:i w:val="0"/>
+          <w:sz w:val="21"/>
+        </w:rPr>
+        <w:drawing>
+          <wp:inline>
+            <wp:extent cx="5334000" cy="1742581"/>
+            <wp:effectExtent b="0" l="0" r="0" t="0"/>
+            <wp:docPr descr="非极性分子晶体" title="" id="11" name="Picture"/>
+            <a:graphic>
+              <a:graphicData uri="http://schemas.openxmlformats.org/drawingml/2006/picture">
+                <pic:pic>
+                  <pic:nvPicPr>
+                    <pic:cNvPr descr="media/13-13b-molecular-crystal-polar-arrangement.jpg" id="12" name="Picture"/>
+                    <pic:cNvPicPr>
+                      <a:picLocks noChangeArrowheads="1" noChangeAspect="1"/>
+                    </pic:cNvPicPr>
+                  </pic:nvPicPr>
+                  <pic:blipFill>
+                    <a:blip r:embed="rId10"/>
+                    <a:stretch>
+                      <a:fillRect/>
+                    </a:stretch>
+                  </pic:blipFill>
+                  <pic:spPr bwMode="auto">
+                    <a:xfrm>
+                      <a:off x="0" y="0"/>
+                      <a:ext cx="5334000" cy="1742581"/>
+                    </a:xfrm>
+                    <a:prstGeom prst="rect">
+                      <a:avLst/>
+                    </a:prstGeom>
+                    <a:noFill/>
+                    <a:ln w="9525">
+                      <a:noFill/>
+                      <a:headEnd/>
+                      <a:tailEnd/>
+                    </a:ln>
+                  </pic:spPr>
+                </pic:pic>
+              </a:graphicData>
+            </a:graphic>
+          </wp:inline>
+        </w:drawing>
+      </w:r>
+      <w:r>
+        <w:rPr>
+          <w:b w:val="0"/>
+          <w:i w:val="0"/>
+          <w:sz w:val="21"/>
+        </w:rPr>
         <w:t xml:space="preserve">　</w:t>
       </w:r>
       <w:r>
         <w:rPr>
-          <w:rFonts w:hint="eastAsia" w:eastAsia="SimSun" w:ascii="Times New Roman" w:hAnsi="Times New Roman"/>
-        </w:rPr>
-        <w:t xml:space="preserve">!极性分子晶体</w:t>
-      </w:r>
-      <w:r>
-        <w:t xml:space="preserve"> </w:t>
-      </w:r>
-      <w:r>
-        <w:rPr>
-          <w:rFonts w:hint="eastAsia" w:eastAsia="SimSun" w:ascii="Times New Roman" w:hAnsi="Times New Roman"/>
-          <w:i/>
+          <w:b w:val="0"/>
+          <w:i w:val="0"/>
+          <w:sz w:val="21"/>
+        </w:rPr>
+        <w:drawing>
+          <wp:inline>
+            <wp:extent cx="3594100" cy="2082800"/>
+            <wp:effectExtent b="0" l="0" r="0" t="0"/>
+            <wp:docPr descr="极性分子晶体" title="" id="14" name="Picture"/>
+            <a:graphic>
+              <a:graphicData uri="http://schemas.openxmlformats.org/drawingml/2006/picture">
+                <pic:pic>
+                  <pic:nvPicPr>
+                    <pic:cNvPr descr="media/13-13-molecular-crystal-polar-nonpolar.jpg" id="15" name="Picture"/>
+                    <pic:cNvPicPr>
+                      <a:picLocks noChangeArrowheads="1" noChangeAspect="1"/>
+                    </pic:cNvPicPr>
+                  </pic:nvPicPr>
+                  <pic:blipFill>
+                    <a:blip r:embed="rId13"/>
+                    <a:stretch>
+                      <a:fillRect/>
+                    </a:stretch>
+                  </pic:blipFill>
+                  <pic:spPr bwMode="auto">
+                    <a:xfrm>
+                      <a:off x="0" y="0"/>
+                      <a:ext cx="3594100" cy="2082800"/>
+                    </a:xfrm>
+                    <a:prstGeom prst="rect">
+                      <a:avLst/>
+                    </a:prstGeom>
+                    <a:noFill/>
+                    <a:ln w="9525">
+                      <a:noFill/>
+                      <a:headEnd/>
+                      <a:tailEnd/>
+                    </a:ln>
+                  </pic:spPr>
+                </pic:pic>
+              </a:graphicData>
+            </a:graphic>
+          </wp:inline>
+        </w:drawing>
+      </w:r>
+      <w:r>
+        <w:rPr>
+          <w:b w:val="0"/>
+          <w:i w:val="0"/>
+          <w:sz w:val="21"/>
+        </w:rPr>
+        <w:t xml:space="preserve"> </w:t>
+      </w:r>
+      <w:r>
+        <w:rPr>
+          <w:rFonts w:hint="eastAsia" w:eastAsia="FangSong" w:ascii="Times New Roman" w:hAnsi="Times New Roman"/>
+          <w:b w:val="0"/>
+          <w:i w:val="0"/>
           <w:iCs/>
+          <w:sz w:val="21"/>
         </w:rPr>
         <w:t xml:space="preserve">图</w:t>
       </w:r>
       <w:r>
         <w:rPr>
-          <w:i/>
+          <w:b w:val="0"/>
+          <w:i w:val="0"/>
           <w:iCs/>
-        </w:rPr>
-        <w:t xml:space="preserve"> </w:t>
-      </w:r>
-      <w:r>
-        <w:rPr>
-          <w:rFonts w:hint="eastAsia" w:eastAsia="SimSun" w:ascii="Times New Roman" w:hAnsi="Times New Roman"/>
-          <w:i/>
+          <w:sz w:val="21"/>
+        </w:rPr>
+        <w:t xml:space="preserve"> </w:t>
+      </w:r>
+      <w:r>
+        <w:rPr>
+          <w:rFonts w:hint="eastAsia" w:eastAsia="FangSong" w:ascii="Times New Roman" w:hAnsi="Times New Roman"/>
+          <w:b w:val="0"/>
+          <w:i w:val="0"/>
           <w:iCs/>
+          <w:sz w:val="21"/>
         </w:rPr>
         <w:t xml:space="preserve">分子晶体示意图（左：非极性分子排列；右：极性分子排列）—</w:t>
       </w:r>
       <w:r>
         <w:rPr>
-          <w:i/>
+          <w:b w:val="0"/>
+          <w:i w:val="0"/>
           <w:iCs/>
-        </w:rPr>
-        <w:t xml:space="preserve"> </w:t>
-      </w:r>
-      <w:r>
-        <w:rPr>
-          <w:rFonts w:hint="eastAsia" w:eastAsia="SimSun" w:ascii="Times New Roman" w:hAnsi="Times New Roman"/>
-          <w:i/>
+          <w:sz w:val="21"/>
+        </w:rPr>
+        <w:t xml:space="preserve"> </w:t>
+      </w:r>
+      <w:r>
+        <w:rPr>
+          <w:rFonts w:hint="eastAsia" w:eastAsia="FangSong" w:ascii="Times New Roman" w:hAnsi="Times New Roman"/>
+          <w:b w:val="0"/>
+          <w:i w:val="0"/>
           <w:iCs/>
+          <w:sz w:val="21"/>
         </w:rPr>
         <w:t xml:space="preserve">分子内部以共价键结合，分子间以较弱的范德华力或氢键聚集成晶体（普化原理第4版</w:t>
       </w:r>
       <w:r>
         <w:rPr>
-          <w:i/>
+          <w:b w:val="0"/>
+          <w:i w:val="0"/>
           <w:iCs/>
-        </w:rPr>
-        <w:t xml:space="preserve"> </w:t>
-      </w:r>
-      <w:r>
-        <w:rPr>
-          <w:rFonts w:hint="eastAsia" w:eastAsia="SimSun" w:ascii="Times New Roman" w:hAnsi="Times New Roman"/>
-          <w:i/>
+          <w:sz w:val="21"/>
+        </w:rPr>
+        <w:t xml:space="preserve"> </w:t>
+      </w:r>
+      <w:r>
+        <w:rPr>
+          <w:rFonts w:hint="eastAsia" w:eastAsia="FangSong" w:ascii="Times New Roman" w:hAnsi="Times New Roman"/>
+          <w:b w:val="0"/>
+          <w:i w:val="0"/>
           <w:iCs/>
+          <w:sz w:val="21"/>
         </w:rPr>
         <w:t xml:space="preserve">图13.13）</w:t>
       </w:r>
     </w:p>
-    <w:bookmarkEnd w:id="10"/>
-    <w:bookmarkStart w:id="11" w:name="分子晶体的熔沸点规律"/>
+    <w:bookmarkEnd w:id="16"/>
+    <w:bookmarkStart w:id="17" w:name="分子晶体的熔沸点规律"/>
     <w:p>
       <w:pPr>
         <w:pStyle w:val="Heading3"/>
@@ -646,6 +753,14 @@
         <w:t xml:space="preserve"> </w:t>
       </w:r>
       <m:oMath>
+        <m:oMathPr>
+          <m:ctrlPr>
+            <w:rPr>
+              <w:sz w:val="28"/>
+              <w:szCs w:val="28"/>
+            </w:rPr>
+          </m:ctrlPr>
+        </m:oMathPr>
         <m:sSub>
           <m:e>
             <m:r>
@@ -752,6 +867,14 @@
         <w:t xml:space="preserve"> </w:t>
       </w:r>
       <m:oMath>
+        <m:oMathPr>
+          <m:ctrlPr>
+            <w:rPr>
+              <w:sz w:val="28"/>
+              <w:szCs w:val="28"/>
+            </w:rPr>
+          </m:ctrlPr>
+        </m:oMathPr>
         <m:sSub>
           <m:e>
             <m:r>
@@ -796,6 +919,14 @@
         <w:t xml:space="preserve">，</w:t>
       </w:r>
       <m:oMath>
+        <m:oMathPr>
+          <m:ctrlPr>
+            <w:rPr>
+              <w:sz w:val="28"/>
+              <w:szCs w:val="28"/>
+            </w:rPr>
+          </m:ctrlPr>
+        </m:oMathPr>
         <m:r>
           <m:t>H</m:t>
         </m:r>
@@ -857,8 +988,8 @@
         <w:t xml:space="preserve">邻二甲苯、间二甲苯）</w:t>
       </w:r>
     </w:p>
-    <w:bookmarkEnd w:id="11"/>
-    <w:bookmarkStart w:id="15" w:name="典型分子晶体"/>
+    <w:bookmarkEnd w:id="17"/>
+    <w:bookmarkStart w:id="24" w:name="典型分子晶体"/>
     <w:p>
       <w:pPr>
         <w:pStyle w:val="Heading3"/>
@@ -873,7 +1004,7 @@
         <w:t xml:space="preserve">典型分子晶体</w:t>
       </w:r>
     </w:p>
-    <w:bookmarkStart w:id="12" w:name="干冰mathrmco_2"/>
+    <w:bookmarkStart w:id="21" w:name="干冰mathrmco_2"/>
     <w:p>
       <w:pPr>
         <w:pStyle w:val="Heading4"/>
@@ -1183,72 +1314,133 @@
     <w:p>
       <w:pPr>
         <w:pStyle w:val="FirstParagraph"/>
-      </w:pPr>
-      <w:r>
-        <w:rPr>
-          <w:rFonts w:hint="eastAsia" w:eastAsia="SimSun" w:ascii="Times New Roman" w:hAnsi="Times New Roman"/>
-        </w:rPr>
-        <w:t xml:space="preserve">!CO₂干冰晶胞</w:t>
-      </w:r>
-      <w:r>
-        <w:t xml:space="preserve"> </w:t>
-      </w:r>
-      <w:r>
-        <w:rPr>
-          <w:rFonts w:hint="eastAsia" w:eastAsia="SimSun" w:ascii="Times New Roman" w:hAnsi="Times New Roman"/>
-          <w:i/>
+        <w:jc w:val="center"/>
+      </w:pPr>
+      <w:r>
+        <w:rPr>
+          <w:b w:val="0"/>
+          <w:i w:val="0"/>
+          <w:sz w:val="21"/>
+        </w:rPr>
+        <w:drawing>
+          <wp:inline>
+            <wp:extent cx="4762500" cy="4483100"/>
+            <wp:effectExtent b="0" l="0" r="0" t="0"/>
+            <wp:docPr descr="CO₂干冰晶胞" title="" id="19" name="Picture"/>
+            <a:graphic>
+              <a:graphicData uri="http://schemas.openxmlformats.org/drawingml/2006/picture">
+                <pic:pic>
+                  <pic:nvPicPr>
+                    <pic:cNvPr descr="media/13-14-co2-molecular-crystal-unit-cell.jpg" id="20" name="Picture"/>
+                    <pic:cNvPicPr>
+                      <a:picLocks noChangeArrowheads="1" noChangeAspect="1"/>
+                    </pic:cNvPicPr>
+                  </pic:nvPicPr>
+                  <pic:blipFill>
+                    <a:blip r:embed="rId18"/>
+                    <a:stretch>
+                      <a:fillRect/>
+                    </a:stretch>
+                  </pic:blipFill>
+                  <pic:spPr bwMode="auto">
+                    <a:xfrm>
+                      <a:off x="0" y="0"/>
+                      <a:ext cx="4762500" cy="4483100"/>
+                    </a:xfrm>
+                    <a:prstGeom prst="rect">
+                      <a:avLst/>
+                    </a:prstGeom>
+                    <a:noFill/>
+                    <a:ln w="9525">
+                      <a:noFill/>
+                      <a:headEnd/>
+                      <a:tailEnd/>
+                    </a:ln>
+                  </pic:spPr>
+                </pic:pic>
+              </a:graphicData>
+            </a:graphic>
+          </wp:inline>
+        </w:drawing>
+      </w:r>
+      <w:r>
+        <w:rPr>
+          <w:b w:val="0"/>
+          <w:i w:val="0"/>
+          <w:sz w:val="21"/>
+        </w:rPr>
+        <w:t xml:space="preserve"> </w:t>
+      </w:r>
+      <w:r>
+        <w:rPr>
+          <w:rFonts w:hint="eastAsia" w:eastAsia="FangSong" w:ascii="Times New Roman" w:hAnsi="Times New Roman"/>
+          <w:b w:val="0"/>
+          <w:i w:val="0"/>
           <w:iCs/>
+          <w:sz w:val="21"/>
         </w:rPr>
         <w:t xml:space="preserve">图</w:t>
       </w:r>
       <w:r>
         <w:rPr>
-          <w:i/>
+          <w:b w:val="0"/>
+          <w:i w:val="0"/>
           <w:iCs/>
+          <w:sz w:val="21"/>
         </w:rPr>
         <w:t xml:space="preserve"> CO₂ </w:t>
       </w:r>
       <w:r>
         <w:rPr>
-          <w:rFonts w:hint="eastAsia" w:eastAsia="SimSun" w:ascii="Times New Roman" w:hAnsi="Times New Roman"/>
-          <w:i/>
+          <w:rFonts w:hint="eastAsia" w:eastAsia="FangSong" w:ascii="Times New Roman" w:hAnsi="Times New Roman"/>
+          <w:b w:val="0"/>
+          <w:i w:val="0"/>
           <w:iCs/>
+          <w:sz w:val="21"/>
         </w:rPr>
         <w:t xml:space="preserve">分子晶体的晶胞——CO₂</w:t>
       </w:r>
       <w:r>
         <w:rPr>
-          <w:i/>
+          <w:b w:val="0"/>
+          <w:i w:val="0"/>
           <w:iCs/>
-        </w:rPr>
-        <w:t xml:space="preserve"> </w:t>
-      </w:r>
-      <w:r>
-        <w:rPr>
-          <w:rFonts w:hint="eastAsia" w:eastAsia="SimSun" w:ascii="Times New Roman" w:hAnsi="Times New Roman"/>
-          <w:i/>
+          <w:sz w:val="21"/>
+        </w:rPr>
+        <w:t xml:space="preserve"> </w:t>
+      </w:r>
+      <w:r>
+        <w:rPr>
+          <w:rFonts w:hint="eastAsia" w:eastAsia="FangSong" w:ascii="Times New Roman" w:hAnsi="Times New Roman"/>
+          <w:b w:val="0"/>
+          <w:i w:val="0"/>
           <w:iCs/>
+          <w:sz w:val="21"/>
         </w:rPr>
         <w:t xml:space="preserve">分子占据立方体的顶点和面心位置，但顶点和各对面心分子的空间取向不同，故为简单立方晶胞（P）而非面心立方晶胞（F）（普化原理第4版</w:t>
       </w:r>
       <w:r>
         <w:rPr>
-          <w:i/>
+          <w:b w:val="0"/>
+          <w:i w:val="0"/>
           <w:iCs/>
-        </w:rPr>
-        <w:t xml:space="preserve"> </w:t>
-      </w:r>
-      <w:r>
-        <w:rPr>
-          <w:rFonts w:hint="eastAsia" w:eastAsia="SimSun" w:ascii="Times New Roman" w:hAnsi="Times New Roman"/>
-          <w:i/>
+          <w:sz w:val="21"/>
+        </w:rPr>
+        <w:t xml:space="preserve"> </w:t>
+      </w:r>
+      <w:r>
+        <w:rPr>
+          <w:rFonts w:hint="eastAsia" w:eastAsia="FangSong" w:ascii="Times New Roman" w:hAnsi="Times New Roman"/>
+          <w:b w:val="0"/>
+          <w:i w:val="0"/>
           <w:iCs/>
+          <w:sz w:val="21"/>
         </w:rPr>
         <w:t xml:space="preserve">图13.14）</w:t>
       </w:r>
     </w:p>
-    <w:bookmarkEnd w:id="12"/>
-    <w:bookmarkStart w:id="13" w:name="晶体碘mathrmi_2"/>
+    <w:bookmarkEnd w:id="21"/>
+    <w:bookmarkStart w:id="22" w:name="晶体碘mathrmi_2"/>
     <w:p>
       <w:pPr>
         <w:pStyle w:val="Heading4"/>
@@ -1437,8 +1629,8 @@
         <w:t xml:space="preserve">型带心）。</w:t>
       </w:r>
     </w:p>
-    <w:bookmarkEnd w:id="13"/>
-    <w:bookmarkStart w:id="14" w:name="冰mathrmh_2o"/>
+    <w:bookmarkEnd w:id="22"/>
+    <w:bookmarkStart w:id="23" w:name="冰mathrmh_2o"/>
     <w:p>
       <w:pPr>
         <w:pStyle w:val="Heading4"/>
@@ -1585,6 +1777,14 @@
         <w:t xml:space="preserve"> </w:t>
       </w:r>
       <m:oMath>
+        <m:oMathPr>
+          <m:ctrlPr>
+            <w:rPr>
+              <w:sz w:val="28"/>
+              <w:szCs w:val="28"/>
+            </w:rPr>
+          </m:ctrlPr>
+        </m:oMathPr>
         <m:r>
           <m:t>a</m:t>
         </m:r>
@@ -1620,6 +1820,14 @@
         <w:t xml:space="preserve">，</w:t>
       </w:r>
       <m:oMath>
+        <m:oMathPr>
+          <m:ctrlPr>
+            <w:rPr>
+              <w:sz w:val="28"/>
+              <w:szCs w:val="28"/>
+            </w:rPr>
+          </m:ctrlPr>
+        </m:oMathPr>
         <m:r>
           <m:t>c</m:t>
         </m:r>
@@ -1662,10 +1870,10 @@
         </w:pict>
       </w:r>
     </w:p>
-    <w:bookmarkEnd w:id="14"/>
-    <w:bookmarkEnd w:id="15"/>
-    <w:bookmarkEnd w:id="16"/>
-    <w:bookmarkStart w:id="22" w:name="二共价晶体"/>
+    <w:bookmarkEnd w:id="23"/>
+    <w:bookmarkEnd w:id="24"/>
+    <w:bookmarkEnd w:id="25"/>
+    <w:bookmarkStart w:id="37" w:name="二共价晶体"/>
     <w:p>
       <w:pPr>
         <w:pStyle w:val="Heading2"/>
@@ -1677,7 +1885,7 @@
         <w:t xml:space="preserve">二、共价晶体</w:t>
       </w:r>
     </w:p>
-    <w:bookmarkStart w:id="17" w:name="定义与特征-1"/>
+    <w:bookmarkStart w:id="26" w:name="定义与特征-1"/>
     <w:p>
       <w:pPr>
         <w:pStyle w:val="Heading3"/>
@@ -1788,7 +1996,7 @@
           <w:p>
             <w:pPr>
               <w:pStyle w:val="Compact"/>
-              <w:jc w:val="left"/>
+              <w:jc w:val="center"/>
             </w:pPr>
             <w:r>
               <w:rPr>
@@ -1804,7 +2012,7 @@
           <w:p>
             <w:pPr>
               <w:pStyle w:val="Compact"/>
-              <w:jc w:val="left"/>
+              <w:jc w:val="center"/>
             </w:pPr>
             <w:r>
               <w:rPr>
@@ -1822,7 +2030,7 @@
           <w:p>
             <w:pPr>
               <w:pStyle w:val="Compact"/>
-              <w:jc w:val="left"/>
+              <w:jc w:val="center"/>
             </w:pPr>
             <w:r>
               <w:rPr>
@@ -1839,7 +2047,7 @@
           <w:p>
             <w:pPr>
               <w:pStyle w:val="Compact"/>
-              <w:jc w:val="left"/>
+              <w:jc w:val="center"/>
             </w:pPr>
             <w:r>
               <w:rPr>
@@ -1856,7 +2064,7 @@
           <w:p>
             <w:pPr>
               <w:pStyle w:val="Compact"/>
-              <w:jc w:val="left"/>
+              <w:jc w:val="center"/>
             </w:pPr>
             <w:r>
               <w:rPr>
@@ -1873,7 +2081,7 @@
           <w:p>
             <w:pPr>
               <w:pStyle w:val="Compact"/>
-              <w:jc w:val="left"/>
+              <w:jc w:val="center"/>
             </w:pPr>
             <w:r>
               <w:rPr>
@@ -1890,7 +2098,7 @@
           <w:p>
             <w:pPr>
               <w:pStyle w:val="Compact"/>
-              <w:jc w:val="left"/>
+              <w:jc w:val="center"/>
             </w:pPr>
             <w:r>
               <w:rPr>
@@ -1907,7 +2115,7 @@
           <w:p>
             <w:pPr>
               <w:pStyle w:val="Compact"/>
-              <w:jc w:val="left"/>
+              <w:jc w:val="center"/>
             </w:pPr>
             <w:r>
               <w:rPr>
@@ -1948,7 +2156,7 @@
           <w:p>
             <w:pPr>
               <w:pStyle w:val="Compact"/>
-              <w:jc w:val="left"/>
+              <w:jc w:val="center"/>
             </w:pPr>
             <w:r>
               <w:rPr>
@@ -1965,7 +2173,7 @@
           <w:p>
             <w:pPr>
               <w:pStyle w:val="Compact"/>
-              <w:jc w:val="left"/>
+              <w:jc w:val="center"/>
             </w:pPr>
             <w:r>
               <w:rPr>
@@ -1982,7 +2190,7 @@
           <w:p>
             <w:pPr>
               <w:pStyle w:val="Compact"/>
-              <w:jc w:val="left"/>
+              <w:jc w:val="center"/>
             </w:pPr>
             <w:r>
               <w:rPr>
@@ -1999,7 +2207,7 @@
           <w:p>
             <w:pPr>
               <w:pStyle w:val="Compact"/>
-              <w:jc w:val="left"/>
+              <w:jc w:val="center"/>
             </w:pPr>
             <w:r>
               <w:rPr>
@@ -2016,7 +2224,7 @@
           <w:p>
             <w:pPr>
               <w:pStyle w:val="Compact"/>
-              <w:jc w:val="left"/>
+              <w:jc w:val="center"/>
             </w:pPr>
             <w:r>
               <w:rPr>
@@ -2033,7 +2241,7 @@
           <w:p>
             <w:pPr>
               <w:pStyle w:val="Compact"/>
-              <w:jc w:val="left"/>
+              <w:jc w:val="center"/>
             </w:pPr>
             <w:r>
               <w:rPr>
@@ -2050,7 +2258,7 @@
           <w:p>
             <w:pPr>
               <w:pStyle w:val="Compact"/>
-              <w:jc w:val="left"/>
+              <w:jc w:val="center"/>
             </w:pPr>
             <w:r>
               <w:rPr>
@@ -2067,7 +2275,7 @@
           <w:p>
             <w:pPr>
               <w:pStyle w:val="Compact"/>
-              <w:jc w:val="left"/>
+              <w:jc w:val="center"/>
             </w:pPr>
             <w:r>
               <w:rPr>
@@ -2096,7 +2304,7 @@
           <w:p>
             <w:pPr>
               <w:pStyle w:val="Compact"/>
-              <w:jc w:val="left"/>
+              <w:jc w:val="center"/>
             </w:pPr>
             <w:r>
               <w:rPr>
@@ -2113,7 +2321,7 @@
           <w:p>
             <w:pPr>
               <w:pStyle w:val="Compact"/>
-              <w:jc w:val="left"/>
+              <w:jc w:val="center"/>
             </w:pPr>
             <w:r>
               <w:rPr>
@@ -2125,8 +2333,8 @@
         </w:tc>
       </w:tr>
     </w:tbl>
-    <w:bookmarkEnd w:id="17"/>
-    <w:bookmarkStart w:id="21" w:name="典型共价晶体"/>
+    <w:bookmarkEnd w:id="26"/>
+    <w:bookmarkStart w:id="36" w:name="典型共价晶体"/>
     <w:p>
       <w:pPr>
         <w:pStyle w:val="Heading3"/>
@@ -2141,7 +2349,7 @@
         <w:t xml:space="preserve">典型共价晶体</w:t>
       </w:r>
     </w:p>
-    <w:bookmarkStart w:id="18" w:name="金刚石"/>
+    <w:bookmarkStart w:id="27" w:name="金刚石"/>
     <w:p>
       <w:pPr>
         <w:pStyle w:val="Heading4"/>
@@ -2319,6 +2527,14 @@
         <w:t xml:space="preserve"> </w:t>
       </w:r>
       <m:oMath>
+        <m:oMathPr>
+          <m:ctrlPr>
+            <w:rPr>
+              <w:sz w:val="28"/>
+              <w:szCs w:val="28"/>
+            </w:rPr>
+          </m:ctrlPr>
+        </m:oMathPr>
         <m:r>
           <m:rPr>
             <m:sty m:val="p"/>
@@ -2401,6 +2617,14 @@
         <w:t xml:space="preserve"> </w:t>
       </w:r>
       <m:oMath>
+        <m:oMathPr>
+          <m:ctrlPr>
+            <w:rPr>
+              <w:sz w:val="28"/>
+              <w:szCs w:val="28"/>
+            </w:rPr>
+          </m:ctrlPr>
+        </m:oMathPr>
         <m:r>
           <m:t>8</m:t>
         </m:r>
@@ -2570,6 +2794,14 @@
         <w:t xml:space="preserve">空间利用率：</w:t>
       </w:r>
       <m:oMath>
+        <m:oMathPr>
+          <m:ctrlPr>
+            <w:rPr>
+              <w:sz w:val="28"/>
+              <w:szCs w:val="28"/>
+            </w:rPr>
+          </m:ctrlPr>
+        </m:oMathPr>
         <m:f>
           <m:fPr>
             <m:type m:val="bar"/>
@@ -2854,8 +3086,8 @@
         <w:t xml:space="preserve">硬度远小于金刚石。</w:t>
       </w:r>
     </w:p>
-    <w:bookmarkEnd w:id="18"/>
-    <w:bookmarkStart w:id="19" w:name="金刚砂mathrmsic"/>
+    <w:bookmarkEnd w:id="27"/>
+    <w:bookmarkStart w:id="28" w:name="金刚砂mathrmsic"/>
     <w:p>
       <w:pPr>
         <w:pStyle w:val="Heading4"/>
@@ -2993,8 +3225,8 @@
         <w:t xml:space="preserve"> 4。</w:t>
       </w:r>
     </w:p>
-    <w:bookmarkEnd w:id="19"/>
-    <w:bookmarkStart w:id="20" w:name="beta-方石英mathrmsio_2"/>
+    <w:bookmarkEnd w:id="28"/>
+    <w:bookmarkStart w:id="35" w:name="beta-方石英mathrmsio_2"/>
     <w:p>
       <w:pPr>
         <w:pStyle w:val="Heading4"/>
@@ -3382,7 +3614,7 @@
           <w:p>
             <w:pPr>
               <w:pStyle w:val="Compact"/>
-              <w:jc w:val="left"/>
+              <w:jc w:val="center"/>
             </w:pPr>
             <w:r>
               <w:rPr>
@@ -3464,7 +3696,7 @@
           <w:p>
             <w:pPr>
               <w:pStyle w:val="Compact"/>
-              <w:jc w:val="left"/>
+              <w:jc w:val="center"/>
             </w:pPr>
             <w:r>
               <w:rPr>
@@ -3547,7 +3779,7 @@
           <w:p>
             <w:pPr>
               <w:pStyle w:val="Compact"/>
-              <w:jc w:val="left"/>
+              <w:jc w:val="center"/>
             </w:pPr>
             <w:r>
               <w:rPr>
@@ -3630,7 +3862,7 @@
           <w:p>
             <w:pPr>
               <w:pStyle w:val="Compact"/>
-              <w:jc w:val="left"/>
+              <w:jc w:val="center"/>
             </w:pPr>
             <m:oMath>
               <m:r>
@@ -3730,165 +3962,296 @@
     <w:p>
       <w:pPr>
         <w:pStyle w:val="BodyText"/>
-      </w:pPr>
-      <w:r>
-        <w:rPr>
-          <w:rFonts w:hint="eastAsia" w:eastAsia="SimSun" w:ascii="Times New Roman" w:hAnsi="Times New Roman"/>
-        </w:rPr>
-        <w:t xml:space="preserve">!方石英结构</w:t>
-      </w:r>
-      <w:r>
-        <w:t xml:space="preserve"> </w:t>
-      </w:r>
-      <w:r>
-        <w:rPr>
-          <w:rFonts w:hint="eastAsia" w:eastAsia="SimSun" w:ascii="Times New Roman" w:hAnsi="Times New Roman"/>
-        </w:rPr>
-        <w:t xml:space="preserve">!方石英晶胞</w:t>
-      </w:r>
-      <w:r>
-        <w:t xml:space="preserve"> </w:t>
-      </w:r>
-      <w:r>
-        <w:rPr>
-          <w:rFonts w:hint="eastAsia" w:eastAsia="SimSun" w:ascii="Times New Roman" w:hAnsi="Times New Roman"/>
-          <w:i/>
+        <w:jc w:val="center"/>
+      </w:pPr>
+      <w:r>
+        <w:rPr>
+          <w:b w:val="0"/>
+          <w:i w:val="0"/>
+          <w:sz w:val="21"/>
+        </w:rPr>
+        <w:drawing>
+          <wp:inline>
+            <wp:extent cx="3873500" cy="4762500"/>
+            <wp:effectExtent b="0" l="0" r="0" t="0"/>
+            <wp:docPr descr="方石英结构" title="" id="30" name="Picture"/>
+            <a:graphic>
+              <a:graphicData uri="http://schemas.openxmlformats.org/drawingml/2006/picture">
+                <pic:pic>
+                  <pic:nvPicPr>
+                    <pic:cNvPr descr="media/13-15b-cristobalite-sio2-crystal-structure.jpg" id="31" name="Picture"/>
+                    <pic:cNvPicPr>
+                      <a:picLocks noChangeArrowheads="1" noChangeAspect="1"/>
+                    </pic:cNvPicPr>
+                  </pic:nvPicPr>
+                  <pic:blipFill>
+                    <a:blip r:embed="rId29"/>
+                    <a:stretch>
+                      <a:fillRect/>
+                    </a:stretch>
+                  </pic:blipFill>
+                  <pic:spPr bwMode="auto">
+                    <a:xfrm>
+                      <a:off x="0" y="0"/>
+                      <a:ext cx="3873500" cy="4762500"/>
+                    </a:xfrm>
+                    <a:prstGeom prst="rect">
+                      <a:avLst/>
+                    </a:prstGeom>
+                    <a:noFill/>
+                    <a:ln w="9525">
+                      <a:noFill/>
+                      <a:headEnd/>
+                      <a:tailEnd/>
+                    </a:ln>
+                  </pic:spPr>
+                </pic:pic>
+              </a:graphicData>
+            </a:graphic>
+          </wp:inline>
+        </w:drawing>
+      </w:r>
+      <w:r>
+        <w:rPr>
+          <w:b w:val="0"/>
+          <w:i w:val="0"/>
+          <w:sz w:val="21"/>
+        </w:rPr>
+        <w:t xml:space="preserve"> </w:t>
+      </w:r>
+      <w:r>
+        <w:rPr>
+          <w:b w:val="0"/>
+          <w:i w:val="0"/>
+          <w:sz w:val="21"/>
+        </w:rPr>
+        <w:drawing>
+          <wp:inline>
+            <wp:extent cx="5334000" cy="4600890"/>
+            <wp:effectExtent b="0" l="0" r="0" t="0"/>
+            <wp:docPr descr="方石英晶胞" title="" id="33" name="Picture"/>
+            <a:graphic>
+              <a:graphicData uri="http://schemas.openxmlformats.org/drawingml/2006/picture">
+                <pic:pic>
+                  <pic:nvPicPr>
+                    <pic:cNvPr descr="media/13-15b-beta-cristobalite-sio2-structure.jpg" id="34" name="Picture"/>
+                    <pic:cNvPicPr>
+                      <a:picLocks noChangeArrowheads="1" noChangeAspect="1"/>
+                    </pic:cNvPicPr>
+                  </pic:nvPicPr>
+                  <pic:blipFill>
+                    <a:blip r:embed="rId32"/>
+                    <a:stretch>
+                      <a:fillRect/>
+                    </a:stretch>
+                  </pic:blipFill>
+                  <pic:spPr bwMode="auto">
+                    <a:xfrm>
+                      <a:off x="0" y="0"/>
+                      <a:ext cx="5334000" cy="4600890"/>
+                    </a:xfrm>
+                    <a:prstGeom prst="rect">
+                      <a:avLst/>
+                    </a:prstGeom>
+                    <a:noFill/>
+                    <a:ln w="9525">
+                      <a:noFill/>
+                      <a:headEnd/>
+                      <a:tailEnd/>
+                    </a:ln>
+                  </pic:spPr>
+                </pic:pic>
+              </a:graphicData>
+            </a:graphic>
+          </wp:inline>
+        </w:drawing>
+      </w:r>
+      <w:r>
+        <w:rPr>
+          <w:b w:val="0"/>
+          <w:i w:val="0"/>
+          <w:sz w:val="21"/>
+        </w:rPr>
+        <w:t xml:space="preserve"> </w:t>
+      </w:r>
+      <w:r>
+        <w:rPr>
+          <w:rFonts w:hint="eastAsia" w:eastAsia="FangSong" w:ascii="Times New Roman" w:hAnsi="Times New Roman"/>
+          <w:b w:val="0"/>
+          <w:i w:val="0"/>
           <w:iCs/>
+          <w:sz w:val="21"/>
         </w:rPr>
         <w:t xml:space="preserve">图</w:t>
       </w:r>
       <w:r>
         <w:rPr>
-          <w:i/>
+          <w:b w:val="0"/>
+          <w:i w:val="0"/>
           <w:iCs/>
-        </w:rPr>
-        <w:t xml:space="preserve"> </w:t>
-      </w:r>
-      <w:r>
-        <w:rPr>
-          <w:rFonts w:hint="eastAsia" w:eastAsia="SimSun" w:ascii="Times New Roman" w:hAnsi="Times New Roman"/>
-          <w:i/>
+          <w:sz w:val="21"/>
+        </w:rPr>
+        <w:t xml:space="preserve"> </w:t>
+      </w:r>
+      <w:r>
+        <w:rPr>
+          <w:rFonts w:hint="eastAsia" w:eastAsia="FangSong" w:ascii="Times New Roman" w:hAnsi="Times New Roman"/>
+          <w:b w:val="0"/>
+          <w:i w:val="0"/>
           <w:iCs/>
+          <w:sz w:val="21"/>
         </w:rPr>
         <w:t xml:space="preserve">β-方石英的晶体结构（左：Si—O</w:t>
       </w:r>
       <w:r>
         <w:rPr>
-          <w:i/>
+          <w:b w:val="0"/>
+          <w:i w:val="0"/>
           <w:iCs/>
-        </w:rPr>
-        <w:t xml:space="preserve"> </w:t>
-      </w:r>
-      <w:r>
-        <w:rPr>
-          <w:rFonts w:hint="eastAsia" w:eastAsia="SimSun" w:ascii="Times New Roman" w:hAnsi="Times New Roman"/>
-          <w:i/>
+          <w:sz w:val="21"/>
+        </w:rPr>
+        <w:t xml:space="preserve"> </w:t>
+      </w:r>
+      <w:r>
+        <w:rPr>
+          <w:rFonts w:hint="eastAsia" w:eastAsia="FangSong" w:ascii="Times New Roman" w:hAnsi="Times New Roman"/>
+          <w:b w:val="0"/>
+          <w:i w:val="0"/>
           <w:iCs/>
+          <w:sz w:val="21"/>
         </w:rPr>
         <w:t xml:space="preserve">四面体三维网状结构；右：面心立方晶胞）—</w:t>
       </w:r>
       <w:r>
         <w:rPr>
-          <w:i/>
+          <w:b w:val="0"/>
+          <w:i w:val="0"/>
           <w:iCs/>
-        </w:rPr>
-        <w:t xml:space="preserve"> </w:t>
-      </w:r>
-      <w:r>
-        <w:rPr>
-          <w:rFonts w:hint="eastAsia" w:eastAsia="SimSun" w:ascii="Times New Roman" w:hAnsi="Times New Roman"/>
-          <w:i/>
+          <w:sz w:val="21"/>
+        </w:rPr>
+        <w:t xml:space="preserve"> </w:t>
+      </w:r>
+      <w:r>
+        <w:rPr>
+          <w:rFonts w:hint="eastAsia" w:eastAsia="FangSong" w:ascii="Times New Roman" w:hAnsi="Times New Roman"/>
+          <w:b w:val="0"/>
+          <w:i w:val="0"/>
           <w:iCs/>
+          <w:sz w:val="21"/>
         </w:rPr>
         <w:t xml:space="preserve">每个</w:t>
       </w:r>
       <w:r>
         <w:rPr>
-          <w:i/>
+          <w:b w:val="0"/>
+          <w:i w:val="0"/>
           <w:iCs/>
+          <w:sz w:val="21"/>
         </w:rPr>
         <w:t xml:space="preserve"> Si </w:t>
       </w:r>
       <w:r>
         <w:rPr>
-          <w:rFonts w:hint="eastAsia" w:eastAsia="SimSun" w:ascii="Times New Roman" w:hAnsi="Times New Roman"/>
-          <w:i/>
+          <w:rFonts w:hint="eastAsia" w:eastAsia="FangSong" w:ascii="Times New Roman" w:hAnsi="Times New Roman"/>
+          <w:b w:val="0"/>
+          <w:i w:val="0"/>
           <w:iCs/>
+          <w:sz w:val="21"/>
         </w:rPr>
         <w:t xml:space="preserve">与</w:t>
       </w:r>
       <w:r>
         <w:rPr>
-          <w:i/>
+          <w:b w:val="0"/>
+          <w:i w:val="0"/>
           <w:iCs/>
+          <w:sz w:val="21"/>
         </w:rPr>
         <w:t xml:space="preserve"> 4 </w:t>
       </w:r>
       <w:r>
         <w:rPr>
-          <w:rFonts w:hint="eastAsia" w:eastAsia="SimSun" w:ascii="Times New Roman" w:hAnsi="Times New Roman"/>
-          <w:i/>
+          <w:rFonts w:hint="eastAsia" w:eastAsia="FangSong" w:ascii="Times New Roman" w:hAnsi="Times New Roman"/>
+          <w:b w:val="0"/>
+          <w:i w:val="0"/>
           <w:iCs/>
+          <w:sz w:val="21"/>
         </w:rPr>
         <w:t xml:space="preserve">个</w:t>
       </w:r>
       <w:r>
         <w:rPr>
-          <w:i/>
+          <w:b w:val="0"/>
+          <w:i w:val="0"/>
           <w:iCs/>
+          <w:sz w:val="21"/>
         </w:rPr>
         <w:t xml:space="preserve"> O </w:t>
       </w:r>
       <w:r>
         <w:rPr>
-          <w:rFonts w:hint="eastAsia" w:eastAsia="SimSun" w:ascii="Times New Roman" w:hAnsi="Times New Roman"/>
-          <w:i/>
+          <w:rFonts w:hint="eastAsia" w:eastAsia="FangSong" w:ascii="Times New Roman" w:hAnsi="Times New Roman"/>
+          <w:b w:val="0"/>
+          <w:i w:val="0"/>
           <w:iCs/>
+          <w:sz w:val="21"/>
         </w:rPr>
         <w:t xml:space="preserve">形成共价键，O</w:t>
       </w:r>
       <w:r>
         <w:rPr>
-          <w:i/>
+          <w:b w:val="0"/>
+          <w:i w:val="0"/>
           <w:iCs/>
-        </w:rPr>
-        <w:t xml:space="preserve"> </w:t>
-      </w:r>
-      <w:r>
-        <w:rPr>
-          <w:rFonts w:hint="eastAsia" w:eastAsia="SimSun" w:ascii="Times New Roman" w:hAnsi="Times New Roman"/>
-          <w:i/>
+          <w:sz w:val="21"/>
+        </w:rPr>
+        <w:t xml:space="preserve"> </w:t>
+      </w:r>
+      <w:r>
+        <w:rPr>
+          <w:rFonts w:hint="eastAsia" w:eastAsia="FangSong" w:ascii="Times New Roman" w:hAnsi="Times New Roman"/>
+          <w:b w:val="0"/>
+          <w:i w:val="0"/>
           <w:iCs/>
+          <w:sz w:val="21"/>
         </w:rPr>
         <w:t xml:space="preserve">充当桥接原子连接相邻</w:t>
       </w:r>
       <w:r>
         <w:rPr>
-          <w:i/>
+          <w:b w:val="0"/>
+          <w:i w:val="0"/>
           <w:iCs/>
-        </w:rPr>
-        <w:t xml:space="preserve"> </w:t>
-      </w:r>
-      <w:r>
-        <w:rPr>
-          <w:rFonts w:hint="eastAsia" w:eastAsia="SimSun" w:ascii="Times New Roman" w:hAnsi="Times New Roman"/>
-          <w:i/>
+          <w:sz w:val="21"/>
+        </w:rPr>
+        <w:t xml:space="preserve"> </w:t>
+      </w:r>
+      <w:r>
+        <w:rPr>
+          <w:rFonts w:hint="eastAsia" w:eastAsia="FangSong" w:ascii="Times New Roman" w:hAnsi="Times New Roman"/>
+          <w:b w:val="0"/>
+          <w:i w:val="0"/>
           <w:iCs/>
+          <w:sz w:val="21"/>
         </w:rPr>
         <w:t xml:space="preserve">Si，构成无限三维骨架（普化原理第4版</w:t>
       </w:r>
       <w:r>
         <w:rPr>
-          <w:i/>
+          <w:b w:val="0"/>
+          <w:i w:val="0"/>
           <w:iCs/>
-        </w:rPr>
-        <w:t xml:space="preserve"> </w:t>
-      </w:r>
-      <w:r>
-        <w:rPr>
-          <w:rFonts w:hint="eastAsia" w:eastAsia="SimSun" w:ascii="Times New Roman" w:hAnsi="Times New Roman"/>
-          <w:i/>
+          <w:sz w:val="21"/>
+        </w:rPr>
+        <w:t xml:space="preserve"> </w:t>
+      </w:r>
+      <w:r>
+        <w:rPr>
+          <w:rFonts w:hint="eastAsia" w:eastAsia="FangSong" w:ascii="Times New Roman" w:hAnsi="Times New Roman"/>
+          <w:b w:val="0"/>
+          <w:i w:val="0"/>
           <w:iCs/>
+          <w:sz w:val="21"/>
         </w:rPr>
         <w:t xml:space="preserve">图13.15b）</w:t>
       </w:r>
@@ -3900,10 +4263,10 @@
         </w:pict>
       </w:r>
     </w:p>
-    <w:bookmarkEnd w:id="20"/>
-    <w:bookmarkEnd w:id="21"/>
-    <w:bookmarkEnd w:id="22"/>
-    <w:bookmarkStart w:id="27" w:name="三混合型晶体石墨"/>
+    <w:bookmarkEnd w:id="35"/>
+    <w:bookmarkEnd w:id="36"/>
+    <w:bookmarkEnd w:id="37"/>
+    <w:bookmarkStart w:id="45" w:name="三混合型晶体石墨"/>
     <w:p>
       <w:pPr>
         <w:pStyle w:val="Heading2"/>
@@ -3915,7 +4278,7 @@
         <w:t xml:space="preserve">三、混合型晶体——石墨</w:t>
       </w:r>
     </w:p>
-    <w:bookmarkStart w:id="23" w:name="结构特征"/>
+    <w:bookmarkStart w:id="41" w:name="结构特征"/>
     <w:p>
       <w:pPr>
         <w:pStyle w:val="Heading3"/>
@@ -3973,7 +4336,7 @@
           <w:p>
             <w:pPr>
               <w:pStyle w:val="Compact"/>
-              <w:jc w:val="left"/>
+              <w:jc w:val="center"/>
             </w:pPr>
             <w:r>
               <w:rPr>
@@ -3989,7 +4352,7 @@
           <w:p>
             <w:pPr>
               <w:pStyle w:val="Compact"/>
-              <w:jc w:val="left"/>
+              <w:jc w:val="center"/>
             </w:pPr>
             <w:r>
               <w:rPr>
@@ -4005,7 +4368,7 @@
           <w:p>
             <w:pPr>
               <w:pStyle w:val="Compact"/>
-              <w:jc w:val="left"/>
+              <w:jc w:val="center"/>
             </w:pPr>
             <w:r>
               <w:rPr>
@@ -4023,7 +4386,7 @@
           <w:p>
             <w:pPr>
               <w:pStyle w:val="Compact"/>
-              <w:jc w:val="left"/>
+              <w:jc w:val="center"/>
             </w:pPr>
             <w:r>
               <w:rPr>
@@ -4061,7 +4424,7 @@
           <w:p>
             <w:pPr>
               <w:pStyle w:val="Compact"/>
-              <w:jc w:val="left"/>
+              <w:jc w:val="center"/>
             </w:pPr>
             <m:oMath>
               <m:r>
@@ -4108,7 +4471,7 @@
           <w:p>
             <w:pPr>
               <w:pStyle w:val="Compact"/>
-              <w:jc w:val="left"/>
+              <w:jc w:val="center"/>
             </w:pPr>
             <w:r>
               <w:rPr>
@@ -4202,7 +4565,7 @@
           <w:p>
             <w:pPr>
               <w:pStyle w:val="Compact"/>
-              <w:jc w:val="left"/>
+              <w:jc w:val="center"/>
             </w:pPr>
             <w:r>
               <w:rPr>
@@ -4248,7 +4611,7 @@
           <w:p>
             <w:pPr>
               <w:pStyle w:val="Compact"/>
-              <w:jc w:val="left"/>
+              <w:jc w:val="center"/>
             </w:pPr>
             <w:r>
               <w:rPr>
@@ -4314,7 +4677,7 @@
           <w:p>
             <w:pPr>
               <w:pStyle w:val="Compact"/>
-              <w:jc w:val="left"/>
+              <w:jc w:val="center"/>
             </w:pPr>
             <w:r>
               <w:rPr>
@@ -4402,7 +4765,7 @@
           <w:p>
             <w:pPr>
               <w:pStyle w:val="Compact"/>
-              <w:jc w:val="left"/>
+              <w:jc w:val="center"/>
             </w:pPr>
             <w:r>
               <w:rPr>
@@ -4419,7 +4782,7 @@
           <w:p>
             <w:pPr>
               <w:pStyle w:val="Compact"/>
-              <w:jc w:val="left"/>
+              <w:jc w:val="center"/>
             </w:pPr>
             <w:r>
               <w:rPr>
@@ -4434,7 +4797,7 @@
           <w:p>
             <w:pPr>
               <w:pStyle w:val="Compact"/>
-              <w:jc w:val="left"/>
+              <w:jc w:val="center"/>
             </w:pPr>
             <w:r>
               <w:rPr>
@@ -4473,162 +4836,247 @@
     <w:p>
       <w:pPr>
         <w:pStyle w:val="BodyText"/>
-      </w:pPr>
-      <w:r>
-        <w:rPr>
-          <w:rFonts w:hint="eastAsia" w:eastAsia="SimSun" w:ascii="Times New Roman" w:hAnsi="Times New Roman"/>
-        </w:rPr>
-        <w:t xml:space="preserve">!石墨晶体结构</w:t>
-      </w:r>
-      <w:r>
-        <w:t xml:space="preserve"> </w:t>
-      </w:r>
-      <w:r>
-        <w:rPr>
-          <w:rFonts w:hint="eastAsia" w:eastAsia="SimSun" w:ascii="Times New Roman" w:hAnsi="Times New Roman"/>
-          <w:i/>
+        <w:jc w:val="center"/>
+      </w:pPr>
+      <w:r>
+        <w:rPr>
+          <w:b w:val="0"/>
+          <w:i w:val="0"/>
+          <w:sz w:val="21"/>
+        </w:rPr>
+        <w:drawing>
+          <wp:inline>
+            <wp:extent cx="5156200" cy="4762500"/>
+            <wp:effectExtent b="0" l="0" r="0" t="0"/>
+            <wp:docPr descr="石墨晶体结构" title="" id="39" name="Picture"/>
+            <a:graphic>
+              <a:graphicData uri="http://schemas.openxmlformats.org/drawingml/2006/picture">
+                <pic:pic>
+                  <pic:nvPicPr>
+                    <pic:cNvPr descr="media/13-16-graphite-crystal-structure-layer-sp2.jpg" id="40" name="Picture"/>
+                    <pic:cNvPicPr>
+                      <a:picLocks noChangeArrowheads="1" noChangeAspect="1"/>
+                    </pic:cNvPicPr>
+                  </pic:nvPicPr>
+                  <pic:blipFill>
+                    <a:blip r:embed="rId38"/>
+                    <a:stretch>
+                      <a:fillRect/>
+                    </a:stretch>
+                  </pic:blipFill>
+                  <pic:spPr bwMode="auto">
+                    <a:xfrm>
+                      <a:off x="0" y="0"/>
+                      <a:ext cx="5156200" cy="4762500"/>
+                    </a:xfrm>
+                    <a:prstGeom prst="rect">
+                      <a:avLst/>
+                    </a:prstGeom>
+                    <a:noFill/>
+                    <a:ln w="9525">
+                      <a:noFill/>
+                      <a:headEnd/>
+                      <a:tailEnd/>
+                    </a:ln>
+                  </pic:spPr>
+                </pic:pic>
+              </a:graphicData>
+            </a:graphic>
+          </wp:inline>
+        </w:drawing>
+      </w:r>
+      <w:r>
+        <w:rPr>
+          <w:b w:val="0"/>
+          <w:i w:val="0"/>
+          <w:sz w:val="21"/>
+        </w:rPr>
+        <w:t xml:space="preserve"> </w:t>
+      </w:r>
+      <w:r>
+        <w:rPr>
+          <w:rFonts w:hint="eastAsia" w:eastAsia="FangSong" w:ascii="Times New Roman" w:hAnsi="Times New Roman"/>
+          <w:b w:val="0"/>
+          <w:i w:val="0"/>
           <w:iCs/>
+          <w:sz w:val="21"/>
         </w:rPr>
         <w:t xml:space="preserve">图</w:t>
       </w:r>
       <w:r>
         <w:rPr>
-          <w:i/>
+          <w:b w:val="0"/>
+          <w:i w:val="0"/>
           <w:iCs/>
-        </w:rPr>
-        <w:t xml:space="preserve"> </w:t>
-      </w:r>
-      <w:r>
-        <w:rPr>
-          <w:rFonts w:hint="eastAsia" w:eastAsia="SimSun" w:ascii="Times New Roman" w:hAnsi="Times New Roman"/>
-          <w:i/>
+          <w:sz w:val="21"/>
+        </w:rPr>
+        <w:t xml:space="preserve"> </w:t>
+      </w:r>
+      <w:r>
+        <w:rPr>
+          <w:rFonts w:hint="eastAsia" w:eastAsia="FangSong" w:ascii="Times New Roman" w:hAnsi="Times New Roman"/>
+          <w:b w:val="0"/>
+          <w:i w:val="0"/>
           <w:iCs/>
+          <w:sz w:val="21"/>
         </w:rPr>
         <w:t xml:space="preserve">石墨的晶体结构——层内碳原子以</w:t>
       </w:r>
       <w:r>
         <w:rPr>
-          <w:i/>
+          <w:b w:val="0"/>
+          <w:i w:val="0"/>
           <w:iCs/>
+          <w:sz w:val="21"/>
         </w:rPr>
         <w:t xml:space="preserve"> sp² </w:t>
       </w:r>
       <w:r>
         <w:rPr>
-          <w:rFonts w:hint="eastAsia" w:eastAsia="SimSun" w:ascii="Times New Roman" w:hAnsi="Times New Roman"/>
-          <w:i/>
+          <w:rFonts w:hint="eastAsia" w:eastAsia="FangSong" w:ascii="Times New Roman" w:hAnsi="Times New Roman"/>
+          <w:b w:val="0"/>
+          <w:i w:val="0"/>
           <w:iCs/>
+          <w:sz w:val="21"/>
         </w:rPr>
         <w:t xml:space="preserve">杂化形成六角平面层（σ</w:t>
       </w:r>
       <w:r>
         <w:rPr>
-          <w:i/>
+          <w:b w:val="0"/>
+          <w:i w:val="0"/>
           <w:iCs/>
-        </w:rPr>
-        <w:t xml:space="preserve"> </w:t>
-      </w:r>
-      <w:r>
-        <w:rPr>
-          <w:rFonts w:hint="eastAsia" w:eastAsia="SimSun" w:ascii="Times New Roman" w:hAnsi="Times New Roman"/>
-          <w:i/>
+          <w:sz w:val="21"/>
+        </w:rPr>
+        <w:t xml:space="preserve"> </w:t>
+      </w:r>
+      <w:r>
+        <w:rPr>
+          <w:rFonts w:hint="eastAsia" w:eastAsia="FangSong" w:ascii="Times New Roman" w:hAnsi="Times New Roman"/>
+          <w:b w:val="0"/>
+          <w:i w:val="0"/>
           <w:iCs/>
+          <w:sz w:val="21"/>
         </w:rPr>
         <w:t xml:space="preserve">键</w:t>
       </w:r>
       <w:r>
         <w:rPr>
-          <w:i/>
+          <w:b w:val="0"/>
+          <w:i w:val="0"/>
           <w:iCs/>
+          <w:sz w:val="21"/>
         </w:rPr>
         <w:t xml:space="preserve"> + </w:t>
       </w:r>
       <w:r>
         <w:rPr>
-          <w:rFonts w:hint="eastAsia" w:eastAsia="SimSun" w:ascii="Times New Roman" w:hAnsi="Times New Roman"/>
-          <w:i/>
+          <w:rFonts w:hint="eastAsia" w:eastAsia="FangSong" w:ascii="Times New Roman" w:hAnsi="Times New Roman"/>
+          <w:b w:val="0"/>
+          <w:i w:val="0"/>
           <w:iCs/>
+          <w:sz w:val="21"/>
         </w:rPr>
         <w:t xml:space="preserve">离域</w:t>
       </w:r>
       <w:r>
         <w:rPr>
-          <w:i/>
+          <w:b w:val="0"/>
+          <w:i w:val="0"/>
           <w:iCs/>
+          <w:sz w:val="21"/>
         </w:rPr>
         <w:t xml:space="preserve"> π </w:t>
       </w:r>
       <w:r>
         <w:rPr>
-          <w:rFonts w:hint="eastAsia" w:eastAsia="SimSun" w:ascii="Times New Roman" w:hAnsi="Times New Roman"/>
-          <w:i/>
+          <w:rFonts w:hint="eastAsia" w:eastAsia="FangSong" w:ascii="Times New Roman" w:hAnsi="Times New Roman"/>
+          <w:b w:val="0"/>
+          <w:i w:val="0"/>
           <w:iCs/>
+          <w:sz w:val="21"/>
         </w:rPr>
         <w:t xml:space="preserve">键），层间以范德华力结合。层间距（340</w:t>
       </w:r>
       <w:r>
         <w:rPr>
-          <w:i/>
+          <w:b w:val="0"/>
+          <w:i w:val="0"/>
           <w:iCs/>
-        </w:rPr>
-        <w:t xml:space="preserve"> </w:t>
-      </w:r>
-      <w:r>
-        <w:rPr>
-          <w:rFonts w:hint="eastAsia" w:eastAsia="SimSun" w:ascii="Times New Roman" w:hAnsi="Times New Roman"/>
-          <w:i/>
+          <w:sz w:val="21"/>
+        </w:rPr>
+        <w:t xml:space="preserve"> </w:t>
+      </w:r>
+      <w:r>
+        <w:rPr>
+          <w:rFonts w:hint="eastAsia" w:eastAsia="FangSong" w:ascii="Times New Roman" w:hAnsi="Times New Roman"/>
+          <w:b w:val="0"/>
+          <w:i w:val="0"/>
           <w:iCs/>
+          <w:sz w:val="21"/>
         </w:rPr>
         <w:t xml:space="preserve">pm）远大于层内</w:t>
       </w:r>
       <w:r>
         <w:rPr>
-          <w:i/>
+          <w:b w:val="0"/>
+          <w:i w:val="0"/>
           <w:iCs/>
+          <w:sz w:val="21"/>
         </w:rPr>
         <w:t xml:space="preserve"> C—C </w:t>
       </w:r>
       <w:r>
         <w:rPr>
-          <w:rFonts w:hint="eastAsia" w:eastAsia="SimSun" w:ascii="Times New Roman" w:hAnsi="Times New Roman"/>
-          <w:i/>
+          <w:rFonts w:hint="eastAsia" w:eastAsia="FangSong" w:ascii="Times New Roman" w:hAnsi="Times New Roman"/>
+          <w:b w:val="0"/>
+          <w:i w:val="0"/>
           <w:iCs/>
+          <w:sz w:val="21"/>
         </w:rPr>
         <w:t xml:space="preserve">键长（142</w:t>
       </w:r>
       <w:r>
         <w:rPr>
-          <w:i/>
+          <w:b w:val="0"/>
+          <w:i w:val="0"/>
           <w:iCs/>
-        </w:rPr>
-        <w:t xml:space="preserve"> </w:t>
-      </w:r>
-      <w:r>
-        <w:rPr>
-          <w:rFonts w:hint="eastAsia" w:eastAsia="SimSun" w:ascii="Times New Roman" w:hAnsi="Times New Roman"/>
-          <w:i/>
+          <w:sz w:val="21"/>
+        </w:rPr>
+        <w:t xml:space="preserve"> </w:t>
+      </w:r>
+      <w:r>
+        <w:rPr>
+          <w:rFonts w:hint="eastAsia" w:eastAsia="FangSong" w:ascii="Times New Roman" w:hAnsi="Times New Roman"/>
+          <w:b w:val="0"/>
+          <w:i w:val="0"/>
           <w:iCs/>
+          <w:sz w:val="21"/>
         </w:rPr>
         <w:t xml:space="preserve">pm），解释石墨的润滑性与各向异性导电（普化原理第4版</w:t>
       </w:r>
       <w:r>
         <w:rPr>
-          <w:i/>
+          <w:b w:val="0"/>
+          <w:i w:val="0"/>
           <w:iCs/>
-        </w:rPr>
-        <w:t xml:space="preserve"> </w:t>
-      </w:r>
-      <w:r>
-        <w:rPr>
-          <w:rFonts w:hint="eastAsia" w:eastAsia="SimSun" w:ascii="Times New Roman" w:hAnsi="Times New Roman"/>
-          <w:i/>
+          <w:sz w:val="21"/>
+        </w:rPr>
+        <w:t xml:space="preserve"> </w:t>
+      </w:r>
+      <w:r>
+        <w:rPr>
+          <w:rFonts w:hint="eastAsia" w:eastAsia="FangSong" w:ascii="Times New Roman" w:hAnsi="Times New Roman"/>
+          <w:b w:val="0"/>
+          <w:i w:val="0"/>
           <w:iCs/>
+          <w:sz w:val="21"/>
         </w:rPr>
         <w:t xml:space="preserve">图13.16）</w:t>
       </w:r>
     </w:p>
-    <w:bookmarkEnd w:id="23"/>
-    <w:bookmarkStart w:id="24" w:name="混合键型衍生的多重性质"/>
+    <w:bookmarkEnd w:id="41"/>
+    <w:bookmarkStart w:id="42" w:name="混合键型衍生的多重性质"/>
     <w:p>
       <w:pPr>
         <w:pStyle w:val="Heading3"/>
@@ -4664,7 +5112,7 @@
           <w:p>
             <w:pPr>
               <w:pStyle w:val="Compact"/>
-              <w:jc w:val="left"/>
+              <w:jc w:val="center"/>
             </w:pPr>
             <w:r>
               <w:rPr>
@@ -4680,7 +5128,7 @@
           <w:p>
             <w:pPr>
               <w:pStyle w:val="Compact"/>
-              <w:jc w:val="left"/>
+              <w:jc w:val="center"/>
             </w:pPr>
             <w:r>
               <w:rPr>
@@ -4696,7 +5144,7 @@
           <w:p>
             <w:pPr>
               <w:pStyle w:val="Compact"/>
-              <w:jc w:val="left"/>
+              <w:jc w:val="center"/>
             </w:pPr>
             <w:r>
               <w:rPr>
@@ -4714,7 +5162,7 @@
           <w:p>
             <w:pPr>
               <w:pStyle w:val="Compact"/>
-              <w:jc w:val="left"/>
+              <w:jc w:val="center"/>
             </w:pPr>
             <w:r>
               <w:rPr>
@@ -4747,7 +5195,7 @@
           <w:p>
             <w:pPr>
               <w:pStyle w:val="Compact"/>
-              <w:jc w:val="left"/>
+              <w:jc w:val="center"/>
             </w:pPr>
             <w:r>
               <w:rPr>
@@ -4774,7 +5222,7 @@
           <w:p>
             <w:pPr>
               <w:pStyle w:val="Compact"/>
-              <w:jc w:val="left"/>
+              <w:jc w:val="center"/>
             </w:pPr>
             <w:r>
               <w:rPr>
@@ -4791,7 +5239,7 @@
           <w:p>
             <w:pPr>
               <w:pStyle w:val="Compact"/>
-              <w:jc w:val="left"/>
+              <w:jc w:val="center"/>
             </w:pPr>
             <w:r>
               <w:rPr>
@@ -4808,7 +5256,7 @@
           <w:p>
             <w:pPr>
               <w:pStyle w:val="Compact"/>
-              <w:jc w:val="left"/>
+              <w:jc w:val="center"/>
             </w:pPr>
             <w:r>
               <w:rPr>
@@ -4846,7 +5294,7 @@
           <w:p>
             <w:pPr>
               <w:pStyle w:val="Compact"/>
-              <w:jc w:val="left"/>
+              <w:jc w:val="center"/>
             </w:pPr>
             <w:r>
               <w:rPr>
@@ -4863,7 +5311,7 @@
           <w:p>
             <w:pPr>
               <w:pStyle w:val="Compact"/>
-              <w:jc w:val="left"/>
+              <w:jc w:val="center"/>
             </w:pPr>
             <w:r>
               <w:rPr>
@@ -4880,7 +5328,7 @@
           <w:p>
             <w:pPr>
               <w:pStyle w:val="Compact"/>
-              <w:jc w:val="left"/>
+              <w:jc w:val="center"/>
             </w:pPr>
             <w:r>
               <w:rPr>
@@ -4895,7 +5343,7 @@
           <w:p>
             <w:pPr>
               <w:pStyle w:val="Compact"/>
-              <w:jc w:val="left"/>
+              <w:jc w:val="center"/>
             </w:pPr>
             <w:r>
               <w:rPr>
@@ -4912,7 +5360,7 @@
           <w:p>
             <w:pPr>
               <w:pStyle w:val="Compact"/>
-              <w:jc w:val="left"/>
+              <w:jc w:val="center"/>
             </w:pPr>
             <w:r>
               <w:rPr>
@@ -4929,7 +5377,7 @@
           <w:p>
             <w:pPr>
               <w:pStyle w:val="Compact"/>
-              <w:jc w:val="left"/>
+              <w:jc w:val="center"/>
             </w:pPr>
             <w:r>
               <w:rPr>
@@ -4956,7 +5404,7 @@
           <w:p>
             <w:pPr>
               <w:pStyle w:val="Compact"/>
-              <w:jc w:val="left"/>
+              <w:jc w:val="center"/>
             </w:pPr>
             <w:r>
               <w:rPr>
@@ -4968,8 +5416,8 @@
         </w:tc>
       </w:tr>
     </w:tbl>
-    <w:bookmarkEnd w:id="24"/>
-    <w:bookmarkStart w:id="25" w:name="石墨的晶胞"/>
+    <w:bookmarkEnd w:id="42"/>
+    <w:bookmarkStart w:id="43" w:name="石墨的晶胞"/>
     <w:p>
       <w:pPr>
         <w:pStyle w:val="Heading3"/>
@@ -4998,6 +5446,14 @@
         <w:t xml:space="preserve"> </w:t>
       </w:r>
       <m:oMath>
+        <m:oMathPr>
+          <m:ctrlPr>
+            <w:rPr>
+              <w:sz w:val="28"/>
+              <w:szCs w:val="28"/>
+            </w:rPr>
+          </m:ctrlPr>
+        </m:oMathPr>
         <m:r>
           <m:t>a</m:t>
         </m:r>
@@ -5033,6 +5489,14 @@
         <w:t xml:space="preserve">，</w:t>
       </w:r>
       <m:oMath>
+        <m:oMathPr>
+          <m:ctrlPr>
+            <w:rPr>
+              <w:sz w:val="28"/>
+              <w:szCs w:val="28"/>
+            </w:rPr>
+          </m:ctrlPr>
+        </m:oMathPr>
         <m:r>
           <m:t>c</m:t>
         </m:r>
@@ -5084,6 +5548,12 @@
       <m:oMathPara>
         <m:oMathParaPr>
           <m:jc m:val="center"/>
+          <m:ctrlPr>
+            <w:rPr>
+              <w:sz w:val="28"/>
+              <w:szCs w:val="28"/>
+            </w:rPr>
+          </m:ctrlPr>
         </m:oMathParaPr>
         <m:oMath>
           <m:r>
@@ -5373,6 +5843,14 @@
         <w:t xml:space="preserve"> </w:t>
       </w:r>
       <m:oMath>
+        <m:oMathPr>
+          <m:ctrlPr>
+            <w:rPr>
+              <w:sz w:val="28"/>
+              <w:szCs w:val="28"/>
+            </w:rPr>
+          </m:ctrlPr>
+        </m:oMathPr>
         <m:r>
           <m:t>a</m:t>
         </m:r>
@@ -5431,8 +5909,8 @@
         <w:t xml:space="preserve">。</w:t>
       </w:r>
     </w:p>
-    <w:bookmarkEnd w:id="25"/>
-    <w:bookmarkStart w:id="26" w:name="石墨烯"/>
+    <w:bookmarkEnd w:id="43"/>
+    <w:bookmarkStart w:id="44" w:name="石墨烯"/>
     <w:p>
       <w:pPr>
         <w:pStyle w:val="Heading3"/>
@@ -5598,9 +6076,9 @@
         </w:pict>
       </w:r>
     </w:p>
-    <w:bookmarkEnd w:id="26"/>
-    <w:bookmarkEnd w:id="27"/>
-    <w:bookmarkStart w:id="28" w:name="四四类晶体的综合对比"/>
+    <w:bookmarkEnd w:id="44"/>
+    <w:bookmarkEnd w:id="45"/>
+    <w:bookmarkStart w:id="46" w:name="四四类晶体的综合对比"/>
     <w:p>
       <w:pPr>
         <w:pStyle w:val="Heading2"/>
@@ -5635,7 +6113,7 @@
           <w:p>
             <w:pPr>
               <w:pStyle w:val="Compact"/>
-              <w:jc w:val="left"/>
+              <w:jc w:val="center"/>
             </w:pPr>
             <w:r>
               <w:rPr>
@@ -5651,7 +6129,7 @@
           <w:p>
             <w:pPr>
               <w:pStyle w:val="Compact"/>
-              <w:jc w:val="left"/>
+              <w:jc w:val="center"/>
             </w:pPr>
             <w:r>
               <w:rPr>
@@ -5667,7 +6145,7 @@
           <w:p>
             <w:pPr>
               <w:pStyle w:val="Compact"/>
-              <w:jc w:val="left"/>
+              <w:jc w:val="center"/>
             </w:pPr>
             <w:r>
               <w:rPr>
@@ -5683,7 +6161,7 @@
           <w:p>
             <w:pPr>
               <w:pStyle w:val="Compact"/>
-              <w:jc w:val="left"/>
+              <w:jc w:val="center"/>
             </w:pPr>
             <w:r>
               <w:rPr>
@@ -5699,7 +6177,7 @@
           <w:p>
             <w:pPr>
               <w:pStyle w:val="Compact"/>
-              <w:jc w:val="left"/>
+              <w:jc w:val="center"/>
             </w:pPr>
             <w:r>
               <w:rPr>
@@ -5717,7 +6195,7 @@
           <w:p>
             <w:pPr>
               <w:pStyle w:val="Compact"/>
-              <w:jc w:val="left"/>
+              <w:jc w:val="center"/>
             </w:pPr>
             <w:r>
               <w:rPr>
@@ -5734,7 +6212,7 @@
           <w:p>
             <w:pPr>
               <w:pStyle w:val="Compact"/>
-              <w:jc w:val="left"/>
+              <w:jc w:val="center"/>
             </w:pPr>
             <w:r>
               <w:rPr>
@@ -5749,7 +6227,7 @@
           <w:p>
             <w:pPr>
               <w:pStyle w:val="Compact"/>
-              <w:jc w:val="left"/>
+              <w:jc w:val="center"/>
             </w:pPr>
             <w:r>
               <w:rPr>
@@ -5764,7 +6242,7 @@
           <w:p>
             <w:pPr>
               <w:pStyle w:val="Compact"/>
-              <w:jc w:val="left"/>
+              <w:jc w:val="center"/>
             </w:pPr>
             <w:r>
               <w:rPr>
@@ -5779,7 +6257,7 @@
           <w:p>
             <w:pPr>
               <w:pStyle w:val="Compact"/>
-              <w:jc w:val="left"/>
+              <w:jc w:val="center"/>
             </w:pPr>
             <w:r>
               <w:rPr>
@@ -5796,7 +6274,7 @@
           <w:p>
             <w:pPr>
               <w:pStyle w:val="Compact"/>
-              <w:jc w:val="left"/>
+              <w:jc w:val="center"/>
             </w:pPr>
             <w:r>
               <w:rPr>
@@ -5813,7 +6291,7 @@
           <w:p>
             <w:pPr>
               <w:pStyle w:val="Compact"/>
-              <w:jc w:val="left"/>
+              <w:jc w:val="center"/>
             </w:pPr>
             <w:r>
               <w:rPr>
@@ -5828,7 +6306,7 @@
           <w:p>
             <w:pPr>
               <w:pStyle w:val="Compact"/>
-              <w:jc w:val="left"/>
+              <w:jc w:val="center"/>
             </w:pPr>
             <w:r>
               <w:rPr>
@@ -5843,7 +6321,7 @@
           <w:p>
             <w:pPr>
               <w:pStyle w:val="Compact"/>
-              <w:jc w:val="left"/>
+              <w:jc w:val="center"/>
             </w:pPr>
             <w:r>
               <w:rPr>
@@ -5858,7 +6336,7 @@
           <w:p>
             <w:pPr>
               <w:pStyle w:val="Compact"/>
-              <w:jc w:val="left"/>
+              <w:jc w:val="center"/>
             </w:pPr>
             <w:r>
               <w:rPr>
@@ -5875,7 +6353,7 @@
           <w:p>
             <w:pPr>
               <w:pStyle w:val="Compact"/>
-              <w:jc w:val="left"/>
+              <w:jc w:val="center"/>
             </w:pPr>
             <w:r>
               <w:rPr>
@@ -5892,7 +6370,7 @@
           <w:p>
             <w:pPr>
               <w:pStyle w:val="Compact"/>
-              <w:jc w:val="left"/>
+              <w:jc w:val="center"/>
             </w:pPr>
             <w:r>
               <w:rPr>
@@ -5907,7 +6385,7 @@
           <w:p>
             <w:pPr>
               <w:pStyle w:val="Compact"/>
-              <w:jc w:val="left"/>
+              <w:jc w:val="center"/>
             </w:pPr>
             <w:r>
               <w:rPr>
@@ -5922,7 +6400,7 @@
           <w:p>
             <w:pPr>
               <w:pStyle w:val="Compact"/>
-              <w:jc w:val="left"/>
+              <w:jc w:val="center"/>
             </w:pPr>
             <w:r>
               <w:rPr>
@@ -5937,7 +6415,7 @@
           <w:p>
             <w:pPr>
               <w:pStyle w:val="Compact"/>
-              <w:jc w:val="left"/>
+              <w:jc w:val="center"/>
             </w:pPr>
             <w:r>
               <w:rPr>
@@ -5954,7 +6432,7 @@
           <w:p>
             <w:pPr>
               <w:pStyle w:val="Compact"/>
-              <w:jc w:val="left"/>
+              <w:jc w:val="center"/>
             </w:pPr>
             <w:r>
               <w:rPr>
@@ -5971,7 +6449,7 @@
           <w:p>
             <w:pPr>
               <w:pStyle w:val="Compact"/>
-              <w:jc w:val="left"/>
+              <w:jc w:val="center"/>
             </w:pPr>
             <w:r>
               <w:rPr>
@@ -5986,7 +6464,7 @@
           <w:p>
             <w:pPr>
               <w:pStyle w:val="Compact"/>
-              <w:jc w:val="left"/>
+              <w:jc w:val="center"/>
             </w:pPr>
             <w:r>
               <w:rPr>
@@ -6001,7 +6479,7 @@
           <w:p>
             <w:pPr>
               <w:pStyle w:val="Compact"/>
-              <w:jc w:val="left"/>
+              <w:jc w:val="center"/>
             </w:pPr>
             <w:r>
               <w:rPr>
@@ -6016,7 +6494,7 @@
           <w:p>
             <w:pPr>
               <w:pStyle w:val="Compact"/>
-              <w:jc w:val="left"/>
+              <w:jc w:val="center"/>
             </w:pPr>
             <w:r>
               <w:rPr>
@@ -6045,7 +6523,7 @@
           <w:p>
             <w:pPr>
               <w:pStyle w:val="Compact"/>
-              <w:jc w:val="left"/>
+              <w:jc w:val="center"/>
             </w:pPr>
             <w:r>
               <w:rPr>
@@ -6062,7 +6540,7 @@
           <w:p>
             <w:pPr>
               <w:pStyle w:val="Compact"/>
-              <w:jc w:val="left"/>
+              <w:jc w:val="center"/>
             </w:pPr>
             <w:r>
               <w:rPr>
@@ -6077,7 +6555,7 @@
           <w:p>
             <w:pPr>
               <w:pStyle w:val="Compact"/>
-              <w:jc w:val="left"/>
+              <w:jc w:val="center"/>
             </w:pPr>
             <w:r>
               <w:rPr>
@@ -6092,7 +6570,7 @@
           <w:p>
             <w:pPr>
               <w:pStyle w:val="Compact"/>
-              <w:jc w:val="left"/>
+              <w:jc w:val="center"/>
             </w:pPr>
             <w:r>
               <w:rPr>
@@ -6107,7 +6585,7 @@
           <w:p>
             <w:pPr>
               <w:pStyle w:val="Compact"/>
-              <w:jc w:val="left"/>
+              <w:jc w:val="center"/>
             </w:pPr>
             <w:r>
               <w:rPr>
@@ -6124,7 +6602,7 @@
           <w:p>
             <w:pPr>
               <w:pStyle w:val="Compact"/>
-              <w:jc w:val="left"/>
+              <w:jc w:val="center"/>
             </w:pPr>
             <w:r>
               <w:rPr>
@@ -6141,7 +6619,7 @@
           <w:p>
             <w:pPr>
               <w:pStyle w:val="Compact"/>
-              <w:jc w:val="left"/>
+              <w:jc w:val="center"/>
             </w:pPr>
             <w:r>
               <w:rPr>
@@ -6156,7 +6634,7 @@
           <w:p>
             <w:pPr>
               <w:pStyle w:val="Compact"/>
-              <w:jc w:val="left"/>
+              <w:jc w:val="center"/>
             </w:pPr>
             <w:r>
               <w:rPr>
@@ -6183,7 +6661,7 @@
           <w:p>
             <w:pPr>
               <w:pStyle w:val="Compact"/>
-              <w:jc w:val="left"/>
+              <w:jc w:val="center"/>
             </w:pPr>
             <w:r>
               <w:rPr>
@@ -6198,7 +6676,7 @@
           <w:p>
             <w:pPr>
               <w:pStyle w:val="Compact"/>
-              <w:jc w:val="left"/>
+              <w:jc w:val="center"/>
             </w:pPr>
             <w:r>
               <w:rPr>
@@ -6215,7 +6693,7 @@
           <w:p>
             <w:pPr>
               <w:pStyle w:val="Compact"/>
-              <w:jc w:val="left"/>
+              <w:jc w:val="center"/>
             </w:pPr>
             <w:r>
               <w:rPr>
@@ -6232,7 +6710,7 @@
           <w:p>
             <w:pPr>
               <w:pStyle w:val="Compact"/>
-              <w:jc w:val="left"/>
+              <w:jc w:val="center"/>
             </w:pPr>
             <w:r>
               <w:rPr>
@@ -6247,7 +6725,7 @@
           <w:p>
             <w:pPr>
               <w:pStyle w:val="Compact"/>
-              <w:jc w:val="left"/>
+              <w:jc w:val="center"/>
             </w:pPr>
             <w:r>
               <w:rPr>
@@ -6262,7 +6740,7 @@
           <w:p>
             <w:pPr>
               <w:pStyle w:val="Compact"/>
-              <w:jc w:val="left"/>
+              <w:jc w:val="center"/>
             </w:pPr>
             <w:r>
               <w:rPr>
@@ -6277,7 +6755,7 @@
           <w:p>
             <w:pPr>
               <w:pStyle w:val="Compact"/>
-              <w:jc w:val="left"/>
+              <w:jc w:val="center"/>
             </w:pPr>
             <w:r>
               <w:rPr>
@@ -6294,7 +6772,7 @@
           <w:p>
             <w:pPr>
               <w:pStyle w:val="Compact"/>
-              <w:jc w:val="left"/>
+              <w:jc w:val="center"/>
             </w:pPr>
             <w:r>
               <w:rPr>
@@ -6311,7 +6789,7 @@
           <w:p>
             <w:pPr>
               <w:pStyle w:val="Compact"/>
-              <w:jc w:val="left"/>
+              <w:jc w:val="center"/>
             </w:pPr>
             <w:r>
               <w:rPr>
@@ -6326,7 +6804,7 @@
           <w:p>
             <w:pPr>
               <w:pStyle w:val="Compact"/>
-              <w:jc w:val="left"/>
+              <w:jc w:val="center"/>
             </w:pPr>
             <w:r>
               <w:rPr>
@@ -6347,7 +6825,7 @@
           <w:p>
             <w:pPr>
               <w:pStyle w:val="Compact"/>
-              <w:jc w:val="left"/>
+              <w:jc w:val="center"/>
             </w:pPr>
             <w:r>
               <w:rPr>
@@ -6386,7 +6864,7 @@
           <w:p>
             <w:pPr>
               <w:pStyle w:val="Compact"/>
-              <w:jc w:val="left"/>
+              <w:jc w:val="center"/>
             </w:pPr>
             <w:r>
               <w:rPr>
@@ -6403,7 +6881,7 @@
           <w:p>
             <w:pPr>
               <w:pStyle w:val="Compact"/>
-              <w:jc w:val="left"/>
+              <w:jc w:val="center"/>
             </w:pPr>
             <w:r>
               <w:rPr>
@@ -6420,7 +6898,7 @@
           <w:p>
             <w:pPr>
               <w:pStyle w:val="Compact"/>
-              <w:jc w:val="left"/>
+              <w:jc w:val="center"/>
             </w:pPr>
             <w:r>
               <w:rPr>
@@ -6435,7 +6913,7 @@
           <w:p>
             <w:pPr>
               <w:pStyle w:val="Compact"/>
-              <w:jc w:val="left"/>
+              <w:jc w:val="center"/>
             </w:pPr>
             <w:r>
               <w:rPr>
@@ -6450,7 +6928,7 @@
           <w:p>
             <w:pPr>
               <w:pStyle w:val="Compact"/>
-              <w:jc w:val="left"/>
+              <w:jc w:val="center"/>
             </w:pPr>
             <w:r>
               <w:rPr>
@@ -6465,7 +6943,7 @@
           <w:p>
             <w:pPr>
               <w:pStyle w:val="Compact"/>
-              <w:jc w:val="left"/>
+              <w:jc w:val="center"/>
             </w:pPr>
             <w:r>
               <w:rPr>
@@ -6484,8 +6962,8 @@
         </w:pict>
       </w:r>
     </w:p>
-    <w:bookmarkEnd w:id="28"/>
-    <w:bookmarkStart w:id="31" w:name="五规律与方法"/>
+    <w:bookmarkEnd w:id="46"/>
+    <w:bookmarkStart w:id="49" w:name="五规律与方法"/>
     <w:p>
       <w:pPr>
         <w:pStyle w:val="Heading2"/>
@@ -6497,7 +6975,7 @@
         <w:t xml:space="preserve">五、规律与方法</w:t>
       </w:r>
     </w:p>
-    <w:bookmarkStart w:id="29" w:name="晶体类型判断流程"/>
+    <w:bookmarkStart w:id="47" w:name="晶体类型判断流程"/>
     <w:p>
       <w:pPr>
         <w:pStyle w:val="Heading3"/>
@@ -6869,8 +7347,8 @@
         <w:t xml:space="preserve">离子晶体</w:t>
       </w:r>
     </w:p>
-    <w:bookmarkEnd w:id="29"/>
-    <w:bookmarkStart w:id="30" w:name="常见误区"/>
+    <w:bookmarkEnd w:id="47"/>
+    <w:bookmarkStart w:id="48" w:name="常见误区"/>
     <w:p>
       <w:pPr>
         <w:pStyle w:val="Heading3"/>
@@ -7315,9 +7793,9 @@
         </w:pict>
       </w:r>
     </w:p>
-    <w:bookmarkEnd w:id="30"/>
-    <w:bookmarkEnd w:id="31"/>
-    <w:bookmarkStart w:id="37" w:name="六典型例题"/>
+    <w:bookmarkEnd w:id="48"/>
+    <w:bookmarkEnd w:id="49"/>
+    <w:bookmarkStart w:id="55" w:name="六典型例题"/>
     <w:p>
       <w:pPr>
         <w:pStyle w:val="Heading2"/>
@@ -7329,7 +7807,7 @@
         <w:t xml:space="preserve">六、典型例题</w:t>
       </w:r>
     </w:p>
-    <w:bookmarkStart w:id="32" w:name="例-1-分子晶体晶胞判断"/>
+    <w:bookmarkStart w:id="50" w:name="例-1-分子晶体晶胞判断"/>
     <w:p>
       <w:pPr>
         <w:pStyle w:val="Heading3"/>
@@ -7642,6 +8120,14 @@
         <w:t xml:space="preserve">分子（</w:t>
       </w:r>
       <m:oMath>
+        <m:oMathPr>
+          <m:ctrlPr>
+            <w:rPr>
+              <w:sz w:val="28"/>
+              <w:szCs w:val="28"/>
+            </w:rPr>
+          </m:ctrlPr>
+        </m:oMathPr>
         <m:r>
           <m:t>8</m:t>
         </m:r>
@@ -7714,8 +8200,8 @@
         </w:pict>
       </w:r>
     </w:p>
-    <w:bookmarkEnd w:id="32"/>
-    <w:bookmarkStart w:id="33" w:name="例-2-金刚石空间利用率"/>
+    <w:bookmarkEnd w:id="50"/>
+    <w:bookmarkStart w:id="51" w:name="例-2-金刚石空间利用率"/>
     <w:p>
       <w:pPr>
         <w:pStyle w:val="Heading3"/>
@@ -7761,6 +8247,14 @@
         <w:t xml:space="preserve"> </w:t>
       </w:r>
       <m:oMath>
+        <m:oMathPr>
+          <m:ctrlPr>
+            <w:rPr>
+              <w:sz w:val="28"/>
+              <w:szCs w:val="28"/>
+            </w:rPr>
+          </m:ctrlPr>
+        </m:oMathPr>
         <m:r>
           <m:t>a</m:t>
         </m:r>
@@ -7972,6 +8466,14 @@
         <w:t xml:space="preserve"> </w:t>
       </w:r>
       <m:oMath>
+        <m:oMathPr>
+          <m:ctrlPr>
+            <w:rPr>
+              <w:sz w:val="28"/>
+              <w:szCs w:val="28"/>
+            </w:rPr>
+          </m:ctrlPr>
+        </m:oMathPr>
         <m:rad>
           <m:radPr>
             <m:degHide m:val="on"/>
@@ -8074,6 +8576,14 @@
         <w:t xml:space="preserve"> </w:t>
       </w:r>
       <m:oMath>
+        <m:oMathPr>
+          <m:ctrlPr>
+            <w:rPr>
+              <w:sz w:val="28"/>
+              <w:szCs w:val="28"/>
+            </w:rPr>
+          </m:ctrlPr>
+        </m:oMathPr>
         <m:f>
           <m:fPr>
             <m:type m:val="bar"/>
@@ -8152,6 +8662,12 @@
       <m:oMathPara>
         <m:oMathParaPr>
           <m:jc m:val="center"/>
+          <m:ctrlPr>
+            <w:rPr>
+              <w:sz w:val="28"/>
+              <w:szCs w:val="28"/>
+            </w:rPr>
+          </m:ctrlPr>
         </m:oMathParaPr>
         <m:oMath>
           <m:r>
@@ -8468,8 +8984,8 @@
         </w:pict>
       </w:r>
     </w:p>
-    <w:bookmarkEnd w:id="33"/>
-    <w:bookmarkStart w:id="34" w:name="例-3-石墨的结构与性质"/>
+    <w:bookmarkEnd w:id="51"/>
+    <w:bookmarkStart w:id="52" w:name="例-3-石墨的结构与性质"/>
     <w:p>
       <w:pPr>
         <w:pStyle w:val="Heading3"/>
@@ -8515,6 +9031,14 @@
         <w:t xml:space="preserve"> </w:t>
       </w:r>
       <m:oMath>
+        <m:oMathPr>
+          <m:ctrlPr>
+            <w:rPr>
+              <w:sz w:val="28"/>
+              <w:szCs w:val="28"/>
+            </w:rPr>
+          </m:ctrlPr>
+        </m:oMathPr>
         <m:r>
           <m:t>a</m:t>
         </m:r>
@@ -8550,6 +9074,14 @@
         <w:t xml:space="preserve">，</w:t>
       </w:r>
       <m:oMath>
+        <m:oMathPr>
+          <m:ctrlPr>
+            <w:rPr>
+              <w:sz w:val="28"/>
+              <w:szCs w:val="28"/>
+            </w:rPr>
+          </m:ctrlPr>
+        </m:oMathPr>
         <m:r>
           <m:t>c</m:t>
         </m:r>
@@ -8588,6 +9120,14 @@
         <w:t xml:space="preserve"> </w:t>
       </w:r>
       <m:oMath>
+        <m:oMathPr>
+          <m:ctrlPr>
+            <w:rPr>
+              <w:sz w:val="28"/>
+              <w:szCs w:val="28"/>
+            </w:rPr>
+          </m:ctrlPr>
+        </m:oMathPr>
         <m:r>
           <m:t>2.26</m:t>
         </m:r>
@@ -8714,6 +9254,12 @@
       <m:oMathPara>
         <m:oMathParaPr>
           <m:jc m:val="center"/>
+          <m:ctrlPr>
+            <w:rPr>
+              <w:sz w:val="28"/>
+              <w:szCs w:val="28"/>
+            </w:rPr>
+          </m:ctrlPr>
         </m:oMathParaPr>
         <m:oMath>
           <m:r>
@@ -8942,6 +9488,12 @@
       <m:oMathPara>
         <m:oMathParaPr>
           <m:jc m:val="center"/>
+          <m:ctrlPr>
+            <w:rPr>
+              <w:sz w:val="28"/>
+              <w:szCs w:val="28"/>
+            </w:rPr>
+          </m:ctrlPr>
         </m:oMathParaPr>
         <m:oMath>
           <m:sSub>
@@ -9100,6 +9652,12 @@
       <m:oMathPara>
         <m:oMathParaPr>
           <m:jc m:val="center"/>
+          <m:ctrlPr>
+            <w:rPr>
+              <w:sz w:val="28"/>
+              <w:szCs w:val="28"/>
+            </w:rPr>
+          </m:ctrlPr>
         </m:oMathParaPr>
         <m:oMath>
           <m:r>
@@ -9478,8 +10036,8 @@
         </w:pict>
       </w:r>
     </w:p>
-    <w:bookmarkEnd w:id="34"/>
-    <w:bookmarkStart w:id="35" w:name="例-4-立方氮化硼等电子体应用"/>
+    <w:bookmarkEnd w:id="52"/>
+    <w:bookmarkStart w:id="53" w:name="例-4-立方氮化硼等电子体应用"/>
     <w:p>
       <w:pPr>
         <w:pStyle w:val="Heading3"/>
@@ -9525,6 +10083,14 @@
         <w:t xml:space="preserve"> </w:t>
       </w:r>
       <m:oMath>
+        <m:oMathPr>
+          <m:ctrlPr>
+            <w:rPr>
+              <w:sz w:val="28"/>
+              <w:szCs w:val="28"/>
+            </w:rPr>
+          </m:ctrlPr>
+        </m:oMathPr>
         <m:r>
           <m:t>a</m:t>
         </m:r>
@@ -9798,6 +10364,12 @@
       <m:oMathPara>
         <m:oMathParaPr>
           <m:jc m:val="center"/>
+          <m:ctrlPr>
+            <w:rPr>
+              <w:sz w:val="28"/>
+              <w:szCs w:val="28"/>
+            </w:rPr>
+          </m:ctrlPr>
         </m:oMathParaPr>
         <m:oMath>
           <m:sSub>
@@ -10098,8 +10670,8 @@
         </w:pict>
       </w:r>
     </w:p>
-    <w:bookmarkEnd w:id="35"/>
-    <w:bookmarkStart w:id="36" w:name="例-5-晶体密度计算分子晶体分子数推断"/>
+    <w:bookmarkEnd w:id="53"/>
+    <w:bookmarkStart w:id="54" w:name="例-5-晶体密度计算分子晶体分子数推断"/>
     <w:p>
       <w:pPr>
         <w:pStyle w:val="Heading3"/>
@@ -10145,6 +10717,14 @@
         <w:t xml:space="preserve"> </w:t>
       </w:r>
       <m:oMath>
+        <m:oMathPr>
+          <m:ctrlPr>
+            <w:rPr>
+              <w:sz w:val="28"/>
+              <w:szCs w:val="28"/>
+            </w:rPr>
+          </m:ctrlPr>
+        </m:oMathPr>
         <m:r>
           <m:rPr>
             <m:sty m:val="p"/>
@@ -10240,6 +10820,14 @@
         <w:t xml:space="preserve"> </w:t>
       </w:r>
       <m:oMath>
+        <m:oMathPr>
+          <m:ctrlPr>
+            <w:rPr>
+              <w:sz w:val="28"/>
+              <w:szCs w:val="28"/>
+            </w:rPr>
+          </m:ctrlPr>
+        </m:oMathPr>
         <m:r>
           <m:t>a</m:t>
         </m:r>
@@ -10275,6 +10863,14 @@
         <w:t xml:space="preserve">，</w:t>
       </w:r>
       <m:oMath>
+        <m:oMathPr>
+          <m:ctrlPr>
+            <w:rPr>
+              <w:sz w:val="28"/>
+              <w:szCs w:val="28"/>
+            </w:rPr>
+          </m:ctrlPr>
+        </m:oMathPr>
         <m:r>
           <m:t>b</m:t>
         </m:r>
@@ -10310,6 +10906,14 @@
         <w:t xml:space="preserve">，</w:t>
       </w:r>
       <m:oMath>
+        <m:oMathPr>
+          <m:ctrlPr>
+            <w:rPr>
+              <w:sz w:val="28"/>
+              <w:szCs w:val="28"/>
+            </w:rPr>
+          </m:ctrlPr>
+        </m:oMathPr>
         <m:r>
           <m:t>c</m:t>
         </m:r>
@@ -10345,6 +10949,14 @@
         <w:t xml:space="preserve">，</w:t>
       </w:r>
       <m:oMath>
+        <m:oMathPr>
+          <m:ctrlPr>
+            <w:rPr>
+              <w:sz w:val="28"/>
+              <w:szCs w:val="28"/>
+            </w:rPr>
+          </m:ctrlPr>
+        </m:oMathPr>
         <m:r>
           <m:t>β</m:t>
         </m:r>
@@ -10380,6 +10992,14 @@
         <w:t xml:space="preserve"> </w:t>
       </w:r>
       <m:oMath>
+        <m:oMathPr>
+          <m:ctrlPr>
+            <w:rPr>
+              <w:sz w:val="28"/>
+              <w:szCs w:val="28"/>
+            </w:rPr>
+          </m:ctrlPr>
+        </m:oMathPr>
         <m:r>
           <m:t>D</m:t>
         </m:r>
@@ -10554,6 +11174,12 @@
       <m:oMathPara>
         <m:oMathParaPr>
           <m:jc m:val="center"/>
+          <m:ctrlPr>
+            <w:rPr>
+              <w:sz w:val="28"/>
+              <w:szCs w:val="28"/>
+            </w:rPr>
+          </m:ctrlPr>
         </m:oMathParaPr>
         <m:oMath>
           <m:r>
@@ -10671,6 +11297,12 @@
       <m:oMathPara>
         <m:oMathParaPr>
           <m:jc m:val="center"/>
+          <m:ctrlPr>
+            <w:rPr>
+              <w:sz w:val="28"/>
+              <w:szCs w:val="28"/>
+            </w:rPr>
+          </m:ctrlPr>
         </m:oMathParaPr>
         <m:oMath>
           <m:r>
@@ -10818,6 +11450,14 @@
         <w:t xml:space="preserve"> </w:t>
       </w:r>
       <m:oMath>
+        <m:oMathPr>
+          <m:ctrlPr>
+            <w:rPr>
+              <w:sz w:val="28"/>
+              <w:szCs w:val="28"/>
+            </w:rPr>
+          </m:ctrlPr>
+        </m:oMathPr>
         <m:r>
           <m:t>D</m:t>
         </m:r>
@@ -10872,6 +11512,12 @@
       <m:oMathPara>
         <m:oMathParaPr>
           <m:jc m:val="center"/>
+          <m:ctrlPr>
+            <w:rPr>
+              <w:sz w:val="28"/>
+              <w:szCs w:val="28"/>
+            </w:rPr>
+          </m:ctrlPr>
         </m:oMathParaPr>
         <m:oMath>
           <m:r>
@@ -11098,9 +11744,9 @@
         </w:pict>
       </w:r>
     </w:p>
-    <w:bookmarkEnd w:id="36"/>
-    <w:bookmarkEnd w:id="37"/>
-    <w:bookmarkStart w:id="41" w:name="七拓展与联系"/>
+    <w:bookmarkEnd w:id="54"/>
+    <w:bookmarkEnd w:id="55"/>
+    <w:bookmarkStart w:id="59" w:name="七拓展与联系"/>
     <w:p>
       <w:pPr>
         <w:pStyle w:val="Heading2"/>
@@ -11112,7 +11758,7 @@
         <w:t xml:space="preserve">七、拓展与联系</w:t>
       </w:r>
     </w:p>
-    <w:bookmarkStart w:id="38" w:name="与竞赛真题的对接"/>
+    <w:bookmarkStart w:id="56" w:name="与竞赛真题的对接"/>
     <w:p>
       <w:pPr>
         <w:pStyle w:val="Heading3"/>
@@ -11147,7 +11793,7 @@
           <w:p>
             <w:pPr>
               <w:pStyle w:val="Compact"/>
-              <w:jc w:val="left"/>
+              <w:jc w:val="center"/>
             </w:pPr>
             <w:r>
               <w:rPr>
@@ -11179,7 +11825,7 @@
           <w:p>
             <w:pPr>
               <w:pStyle w:val="Compact"/>
-              <w:jc w:val="left"/>
+              <w:jc w:val="center"/>
             </w:pPr>
             <w:r>
               <w:rPr>
@@ -11197,7 +11843,7 @@
           <w:p>
             <w:pPr>
               <w:pStyle w:val="Compact"/>
-              <w:jc w:val="left"/>
+              <w:jc w:val="center"/>
             </w:pPr>
             <w:r>
               <w:rPr>
@@ -11239,7 +11885,7 @@
           <w:p>
             <w:pPr>
               <w:pStyle w:val="Compact"/>
-              <w:jc w:val="left"/>
+              <w:jc w:val="center"/>
             </w:pPr>
             <w:r>
               <w:rPr>
@@ -11256,7 +11902,7 @@
           <w:p>
             <w:pPr>
               <w:pStyle w:val="Compact"/>
-              <w:jc w:val="left"/>
+              <w:jc w:val="center"/>
             </w:pPr>
             <w:r>
               <w:rPr>
@@ -11310,7 +11956,7 @@
           <w:p>
             <w:pPr>
               <w:pStyle w:val="Compact"/>
-              <w:jc w:val="left"/>
+              <w:jc w:val="center"/>
             </w:pPr>
             <w:r>
               <w:rPr>
@@ -11327,7 +11973,7 @@
           <w:p>
             <w:pPr>
               <w:pStyle w:val="Compact"/>
-              <w:jc w:val="left"/>
+              <w:jc w:val="center"/>
             </w:pPr>
             <w:r>
               <w:rPr>
@@ -11369,7 +12015,7 @@
           <w:p>
             <w:pPr>
               <w:pStyle w:val="Compact"/>
-              <w:jc w:val="left"/>
+              <w:jc w:val="center"/>
             </w:pPr>
             <w:r>
               <w:rPr>
@@ -11398,7 +12044,7 @@
           <w:p>
             <w:pPr>
               <w:pStyle w:val="Compact"/>
-              <w:jc w:val="left"/>
+              <w:jc w:val="center"/>
             </w:pPr>
             <w:r>
               <w:rPr>
@@ -11440,7 +12086,7 @@
           <w:p>
             <w:pPr>
               <w:pStyle w:val="Compact"/>
-              <w:jc w:val="left"/>
+              <w:jc w:val="center"/>
             </w:pPr>
             <w:r>
               <w:rPr>
@@ -11469,7 +12115,7 @@
           <w:p>
             <w:pPr>
               <w:pStyle w:val="Compact"/>
-              <w:jc w:val="left"/>
+              <w:jc w:val="center"/>
             </w:pPr>
             <w:r>
               <w:rPr>
@@ -11511,7 +12157,7 @@
           <w:p>
             <w:pPr>
               <w:pStyle w:val="Compact"/>
-              <w:jc w:val="left"/>
+              <w:jc w:val="center"/>
             </w:pPr>
             <w:r>
               <w:rPr>
@@ -11523,8 +12169,8 @@
         </w:tc>
       </w:tr>
     </w:tbl>
-    <w:bookmarkEnd w:id="38"/>
-    <w:bookmarkStart w:id="39" w:name="跨专题联系"/>
+    <w:bookmarkEnd w:id="56"/>
+    <w:bookmarkStart w:id="57" w:name="跨专题联系"/>
     <w:p>
       <w:pPr>
         <w:pStyle w:val="Heading3"/>
@@ -11653,8 +12299,8 @@
         <w:t xml:space="preserve">解释</w:t>
       </w:r>
     </w:p>
-    <w:bookmarkEnd w:id="39"/>
-    <w:bookmarkStart w:id="40" w:name="深化方向后续轮次"/>
+    <w:bookmarkEnd w:id="57"/>
+    <w:bookmarkStart w:id="58" w:name="深化方向后续轮次"/>
     <w:p>
       <w:pPr>
         <w:pStyle w:val="Heading3"/>
@@ -11768,9 +12414,9 @@
         </w:pict>
       </w:r>
     </w:p>
-    <w:bookmarkEnd w:id="40"/>
-    <w:bookmarkEnd w:id="41"/>
-    <w:bookmarkStart w:id="42" w:name="八本节总结-速查"/>
+    <w:bookmarkEnd w:id="58"/>
+    <w:bookmarkEnd w:id="59"/>
+    <w:bookmarkStart w:id="60" w:name="八本节总结-速查"/>
     <w:p>
       <w:pPr>
         <w:pStyle w:val="Heading2"/>
@@ -11831,7 +12477,7 @@
           <w:p>
             <w:pPr>
               <w:pStyle w:val="Compact"/>
-              <w:jc w:val="left"/>
+              <w:jc w:val="center"/>
             </w:pPr>
             <w:r>
               <w:rPr>
@@ -11879,7 +12525,7 @@
           <w:p>
             <w:pPr>
               <w:pStyle w:val="Compact"/>
-              <w:jc w:val="left"/>
+              <w:jc w:val="center"/>
             </w:pPr>
             <w:r>
               <w:rPr>
@@ -11895,7 +12541,7 @@
           <w:p>
             <w:pPr>
               <w:pStyle w:val="Compact"/>
-              <w:jc w:val="left"/>
+              <w:jc w:val="center"/>
             </w:pPr>
             <w:r>
               <w:rPr>
@@ -11930,7 +12576,7 @@
           <w:p>
             <w:pPr>
               <w:pStyle w:val="Compact"/>
-              <w:jc w:val="left"/>
+              <w:jc w:val="center"/>
             </w:pPr>
             <w:r>
               <w:rPr>
@@ -11975,7 +12621,7 @@
           <w:p>
             <w:pPr>
               <w:pStyle w:val="Compact"/>
-              <w:jc w:val="left"/>
+              <w:jc w:val="center"/>
             </w:pPr>
             <w:r>
               <w:rPr>
@@ -11990,7 +12636,7 @@
           <w:p>
             <w:pPr>
               <w:pStyle w:val="Compact"/>
-              <w:jc w:val="left"/>
+              <w:jc w:val="center"/>
             </w:pPr>
             <w:r>
               <w:rPr>
@@ -12024,7 +12670,7 @@
           <w:p>
             <w:pPr>
               <w:pStyle w:val="Compact"/>
-              <w:jc w:val="left"/>
+              <w:jc w:val="center"/>
             </w:pPr>
             <w:r>
               <w:rPr>
@@ -12069,7 +12715,7 @@
           <w:p>
             <w:pPr>
               <w:pStyle w:val="Compact"/>
-              <w:jc w:val="left"/>
+              <w:jc w:val="center"/>
             </w:pPr>
             <w:r>
               <w:rPr>
@@ -12084,7 +12730,7 @@
           <w:p>
             <w:pPr>
               <w:pStyle w:val="Compact"/>
-              <w:jc w:val="left"/>
+              <w:jc w:val="center"/>
             </w:pPr>
             <w:r>
               <w:rPr>
@@ -12118,7 +12764,7 @@
           <w:p>
             <w:pPr>
               <w:pStyle w:val="Compact"/>
-              <w:jc w:val="left"/>
+              <w:jc w:val="center"/>
             </w:pPr>
             <w:r>
               <w:rPr>
@@ -12163,7 +12809,7 @@
           <w:p>
             <w:pPr>
               <w:pStyle w:val="Compact"/>
-              <w:jc w:val="left"/>
+              <w:jc w:val="center"/>
             </w:pPr>
             <w:r>
               <w:rPr>
@@ -12178,7 +12824,7 @@
           <w:p>
             <w:pPr>
               <w:pStyle w:val="Compact"/>
-              <w:jc w:val="left"/>
+              <w:jc w:val="center"/>
             </w:pPr>
             <w:r>
               <w:rPr>
@@ -12212,7 +12858,7 @@
           <w:p>
             <w:pPr>
               <w:pStyle w:val="Compact"/>
-              <w:jc w:val="left"/>
+              <w:jc w:val="center"/>
             </w:pPr>
             <w:r>
               <w:rPr>
@@ -12257,7 +12903,7 @@
           <w:p>
             <w:pPr>
               <w:pStyle w:val="Compact"/>
-              <w:jc w:val="left"/>
+              <w:jc w:val="center"/>
             </w:pPr>
             <w:r>
               <w:rPr>
@@ -12272,7 +12918,7 @@
           <w:p>
             <w:pPr>
               <w:pStyle w:val="Compact"/>
-              <w:jc w:val="left"/>
+              <w:jc w:val="center"/>
             </w:pPr>
             <w:r>
               <w:rPr>
@@ -12306,7 +12952,7 @@
           <w:p>
             <w:pPr>
               <w:pStyle w:val="Compact"/>
-              <w:jc w:val="left"/>
+              <w:jc w:val="center"/>
             </w:pPr>
             <w:r>
               <w:rPr>
@@ -12351,7 +12997,7 @@
           <w:p>
             <w:pPr>
               <w:pStyle w:val="Compact"/>
-              <w:jc w:val="left"/>
+              <w:jc w:val="center"/>
             </w:pPr>
             <w:r>
               <w:rPr>
@@ -12366,7 +13012,7 @@
           <w:p>
             <w:pPr>
               <w:pStyle w:val="Compact"/>
-              <w:jc w:val="left"/>
+              <w:jc w:val="center"/>
             </w:pPr>
             <w:r>
               <w:rPr>
@@ -12385,8 +13031,8 @@
         </w:pict>
       </w:r>
     </w:p>
-    <w:bookmarkEnd w:id="42"/>
-    <w:bookmarkStart w:id="46" w:name="九练习题"/>
+    <w:bookmarkEnd w:id="60"/>
+    <w:bookmarkStart w:id="64" w:name="九练习题"/>
     <w:p>
       <w:pPr>
         <w:pStyle w:val="Heading2"/>
@@ -12398,7 +13044,7 @@
         <w:t xml:space="preserve">九、练习题</w:t>
       </w:r>
     </w:p>
-    <w:bookmarkStart w:id="43" w:name="基础巩固"/>
+    <w:bookmarkStart w:id="61" w:name="基础巩固"/>
     <w:p>
       <w:pPr>
         <w:pStyle w:val="Heading3"/>
@@ -12743,8 +13389,8 @@
         <w:t xml:space="preserve">个水分子连接。</w:t>
       </w:r>
     </w:p>
-    <w:bookmarkEnd w:id="43"/>
-    <w:bookmarkStart w:id="44" w:name="提高训练"/>
+    <w:bookmarkEnd w:id="61"/>
+    <w:bookmarkStart w:id="62" w:name="提高训练"/>
     <w:p>
       <w:pPr>
         <w:pStyle w:val="Heading3"/>
@@ -12800,6 +13446,14 @@
         <w:t xml:space="preserve"> </w:t>
       </w:r>
       <m:oMath>
+        <m:oMathPr>
+          <m:ctrlPr>
+            <w:rPr>
+              <w:sz w:val="28"/>
+              <w:szCs w:val="28"/>
+            </w:rPr>
+          </m:ctrlPr>
+        </m:oMathPr>
         <m:r>
           <m:t>a</m:t>
         </m:r>
@@ -12838,6 +13492,14 @@
         <w:t xml:space="preserve"> </w:t>
       </w:r>
       <m:oMath>
+        <m:oMathPr>
+          <m:ctrlPr>
+            <w:rPr>
+              <w:sz w:val="28"/>
+              <w:szCs w:val="28"/>
+            </w:rPr>
+          </m:ctrlPr>
+        </m:oMathPr>
         <m:r>
           <m:t>a</m:t>
         </m:r>
@@ -13144,6 +13806,14 @@
         <w:t xml:space="preserve"> </w:t>
       </w:r>
       <m:oMath>
+        <m:oMathPr>
+          <m:ctrlPr>
+            <w:rPr>
+              <w:sz w:val="28"/>
+              <w:szCs w:val="28"/>
+            </w:rPr>
+          </m:ctrlPr>
+        </m:oMathPr>
         <m:r>
           <m:t>a</m:t>
         </m:r>
@@ -13179,8 +13849,8 @@
         <w:t xml:space="preserve">，计算其理论密度。</w:t>
       </w:r>
     </w:p>
-    <w:bookmarkEnd w:id="44"/>
-    <w:bookmarkStart w:id="45" w:name="挑战题"/>
+    <w:bookmarkEnd w:id="62"/>
+    <w:bookmarkStart w:id="63" w:name="挑战题"/>
     <w:p>
       <w:pPr>
         <w:pStyle w:val="Heading3"/>
@@ -13221,6 +13891,14 @@
         <w:t xml:space="preserve"> </w:t>
       </w:r>
       <m:oMath>
+        <m:oMathPr>
+          <m:ctrlPr>
+            <w:rPr>
+              <w:sz w:val="28"/>
+              <w:szCs w:val="28"/>
+            </w:rPr>
+          </m:ctrlPr>
+        </m:oMathPr>
         <m:r>
           <m:t>a</m:t>
         </m:r>
@@ -13256,6 +13934,14 @@
         <w:t xml:space="preserve">，</w:t>
       </w:r>
       <m:oMath>
+        <m:oMathPr>
+          <m:ctrlPr>
+            <w:rPr>
+              <w:sz w:val="28"/>
+              <w:szCs w:val="28"/>
+            </w:rPr>
+          </m:ctrlPr>
+        </m:oMathPr>
         <m:r>
           <m:t>b</m:t>
         </m:r>
@@ -13291,6 +13977,14 @@
         <w:t xml:space="preserve">，</w:t>
       </w:r>
       <m:oMath>
+        <m:oMathPr>
+          <m:ctrlPr>
+            <w:rPr>
+              <w:sz w:val="28"/>
+              <w:szCs w:val="28"/>
+            </w:rPr>
+          </m:ctrlPr>
+        </m:oMathPr>
         <m:r>
           <m:t>c</m:t>
         </m:r>
@@ -13326,6 +14020,14 @@
         <w:t xml:space="preserve">，</w:t>
       </w:r>
       <m:oMath>
+        <m:oMathPr>
+          <m:ctrlPr>
+            <w:rPr>
+              <w:sz w:val="28"/>
+              <w:szCs w:val="28"/>
+            </w:rPr>
+          </m:ctrlPr>
+        </m:oMathPr>
         <m:r>
           <m:t>α</m:t>
         </m:r>
@@ -13379,6 +14081,14 @@
         <w:t xml:space="preserve"> </w:t>
       </w:r>
       <m:oMath>
+        <m:oMathPr>
+          <m:ctrlPr>
+            <w:rPr>
+              <w:sz w:val="28"/>
+              <w:szCs w:val="28"/>
+            </w:rPr>
+          </m:ctrlPr>
+        </m:oMathPr>
         <m:r>
           <m:t>ρ</m:t>
         </m:r>
@@ -13456,6 +14166,14 @@
         <w:t xml:space="preserve"> </w:t>
       </w:r>
       <m:oMath>
+        <m:oMathPr>
+          <m:ctrlPr>
+            <w:rPr>
+              <w:sz w:val="28"/>
+              <w:szCs w:val="28"/>
+            </w:rPr>
+          </m:ctrlPr>
+        </m:oMathPr>
         <m:sSub>
           <m:e>
             <m:r>
@@ -13671,9 +14389,9 @@
         </w:pict>
       </w:r>
     </w:p>
-    <w:bookmarkEnd w:id="45"/>
-    <w:bookmarkEnd w:id="46"/>
-    <w:bookmarkStart w:id="47" w:name="十参考答案与提示"/>
+    <w:bookmarkEnd w:id="63"/>
+    <w:bookmarkEnd w:id="64"/>
+    <w:bookmarkStart w:id="65" w:name="十参考答案与提示"/>
     <w:p>
       <w:pPr>
         <w:pStyle w:val="Heading2"/>
@@ -14005,6 +14723,14 @@
         <w:t xml:space="preserve"> </w:t>
       </w:r>
       <m:oMath>
+        <m:oMathPr>
+          <m:ctrlPr>
+            <w:rPr>
+              <w:sz w:val="28"/>
+              <w:szCs w:val="28"/>
+            </w:rPr>
+          </m:ctrlPr>
+        </m:oMathPr>
         <m:r>
           <m:rPr>
             <m:sty m:val="p"/>
@@ -14084,6 +14810,14 @@
         <w:t xml:space="preserve"> </w:t>
       </w:r>
       <m:oMath>
+        <m:oMathPr>
+          <m:ctrlPr>
+            <w:rPr>
+              <w:sz w:val="28"/>
+              <w:szCs w:val="28"/>
+            </w:rPr>
+          </m:ctrlPr>
+        </m:oMathPr>
         <m:r>
           <m:rPr>
             <m:sty m:val="p"/>
@@ -14175,6 +14909,14 @@
         <w:t xml:space="preserve"> </w:t>
       </w:r>
       <m:oMath>
+        <m:oMathPr>
+          <m:ctrlPr>
+            <w:rPr>
+              <w:sz w:val="28"/>
+              <w:szCs w:val="28"/>
+            </w:rPr>
+          </m:ctrlPr>
+        </m:oMathPr>
         <m:r>
           <m:rPr>
             <m:sty m:val="p"/>
@@ -14244,6 +14986,14 @@
         <w:t xml:space="preserve"> </w:t>
       </w:r>
       <m:oMath>
+        <m:oMathPr>
+          <m:ctrlPr>
+            <w:rPr>
+              <w:sz w:val="28"/>
+              <w:szCs w:val="28"/>
+            </w:rPr>
+          </m:ctrlPr>
+        </m:oMathPr>
         <m:r>
           <m:t>a</m:t>
         </m:r>
@@ -14308,6 +15058,14 @@
         <w:t xml:space="preserve"> </w:t>
       </w:r>
       <m:oMath>
+        <m:oMathPr>
+          <m:ctrlPr>
+            <w:rPr>
+              <w:sz w:val="28"/>
+              <w:szCs w:val="28"/>
+            </w:rPr>
+          </m:ctrlPr>
+        </m:oMathPr>
         <m:r>
           <m:t>S</m:t>
         </m:r>
@@ -14415,6 +15173,14 @@
         <w:t xml:space="preserve">原子（</w:t>
       </w:r>
       <m:oMath>
+        <m:oMathPr>
+          <m:ctrlPr>
+            <w:rPr>
+              <w:sz w:val="28"/>
+              <w:szCs w:val="28"/>
+            </w:rPr>
+          </m:ctrlPr>
+        </m:oMathPr>
         <m:r>
           <m:t>4</m:t>
         </m:r>
@@ -14745,6 +15511,14 @@
         <w:t xml:space="preserve">式量。</w:t>
       </w:r>
       <m:oMath>
+        <m:oMathPr>
+          <m:ctrlPr>
+            <w:rPr>
+              <w:sz w:val="28"/>
+              <w:szCs w:val="28"/>
+            </w:rPr>
+          </m:ctrlPr>
+        </m:oMathPr>
         <m:r>
           <m:t>ρ</m:t>
         </m:r>
@@ -14891,6 +15665,14 @@
         <w:t xml:space="preserve"> </w:t>
       </w:r>
       <m:oMath>
+        <m:oMathPr>
+          <m:ctrlPr>
+            <w:rPr>
+              <w:sz w:val="28"/>
+              <w:szCs w:val="28"/>
+            </w:rPr>
+          </m:ctrlPr>
+        </m:oMathPr>
         <m:r>
           <m:t>ρ</m:t>
         </m:r>
@@ -15027,6 +15809,14 @@
         <w:t xml:space="preserve">，</w:t>
       </w:r>
       <m:oMath>
+        <m:oMathPr>
+          <m:ctrlPr>
+            <w:rPr>
+              <w:sz w:val="28"/>
+              <w:szCs w:val="28"/>
+            </w:rPr>
+          </m:ctrlPr>
+        </m:oMathPr>
         <m:r>
           <m:t>α</m:t>
         </m:r>
@@ -15095,6 +15885,14 @@
         <w:t xml:space="preserve"> </w:t>
       </w:r>
       <m:oMath>
+        <m:oMathPr>
+          <m:ctrlPr>
+            <w:rPr>
+              <w:sz w:val="28"/>
+              <w:szCs w:val="28"/>
+            </w:rPr>
+          </m:ctrlPr>
+        </m:oMathPr>
         <m:r>
           <m:rPr>
             <m:sty m:val="p"/>
@@ -15151,6 +15949,14 @@
         <w:t xml:space="preserve"> </w:t>
       </w:r>
       <m:oMath>
+        <m:oMathPr>
+          <m:ctrlPr>
+            <w:rPr>
+              <w:sz w:val="28"/>
+              <w:szCs w:val="28"/>
+            </w:rPr>
+          </m:ctrlPr>
+        </m:oMathPr>
         <m:sSub>
           <m:e>
             <m:r>
@@ -15237,6 +16043,14 @@
         <w:t xml:space="preserve"> </w:t>
       </w:r>
       <m:oMath>
+        <m:oMathPr>
+          <m:ctrlPr>
+            <w:rPr>
+              <w:sz w:val="28"/>
+              <w:szCs w:val="28"/>
+            </w:rPr>
+          </m:ctrlPr>
+        </m:oMathPr>
         <m:r>
           <m:t>ρ</m:t>
         </m:r>
@@ -15535,8 +16349,8 @@
         </w:pict>
       </w:r>
     </w:p>
-    <w:bookmarkEnd w:id="47"/>
-    <w:bookmarkStart w:id="48" w:name="十一延伸阅读"/>
+    <w:bookmarkEnd w:id="65"/>
+    <w:bookmarkStart w:id="66" w:name="十一延伸阅读"/>
     <w:p>
       <w:pPr>
         <w:pStyle w:val="Heading2"/>
@@ -15738,8 +16552,8 @@
         </w:pict>
       </w:r>
     </w:p>
-    <w:bookmarkEnd w:id="48"/>
-    <w:bookmarkEnd w:id="49"/>
+    <w:bookmarkEnd w:id="66"/>
+    <w:bookmarkEnd w:id="67"/>
     <w:sectPr>
       <w:footerReference w:type="default" r:id="rId9"/>
       <w:footnotePr>
